--- a/backend/template/so_yeu_ly_lich.docx
+++ b/backend/template/so_yeu_ly_lich.docx
@@ -1085,15 +1085,15 @@
         <mc:AlternateContent>
           <mc:Choice Requires="wps">
             <w:drawing>
-              <wp:anchor distT="0" distB="0" distL="114300" distR="114300" simplePos="0" relativeHeight="251671552" behindDoc="0" locked="0" layoutInCell="1" allowOverlap="1" wp14:anchorId="21B6573C" wp14:editId="7A5A0D44">
+              <wp:anchor distT="0" distB="0" distL="114300" distR="114300" simplePos="0" relativeHeight="251671552" behindDoc="0" locked="0" layoutInCell="1" allowOverlap="1" wp14:anchorId="21B6573C" wp14:editId="64B6C163">
                 <wp:simplePos x="0" y="0"/>
                 <wp:positionH relativeFrom="column">
                   <wp:posOffset>1212850</wp:posOffset>
                 </wp:positionH>
                 <wp:positionV relativeFrom="paragraph">
-                  <wp:posOffset>217242</wp:posOffset>
+                  <wp:posOffset>214630</wp:posOffset>
                 </wp:positionV>
-                <wp:extent cx="1493134" cy="273685"/>
+                <wp:extent cx="4933950" cy="273685"/>
                 <wp:effectExtent l="0" t="0" r="0" b="0"/>
                 <wp:wrapNone/>
                 <wp:docPr id="7" name="Text Box 7"/>
@@ -1105,7 +1105,7 @@
                       <wps:spPr>
                         <a:xfrm>
                           <a:off x="0" y="0"/>
-                          <a:ext cx="1493134" cy="273685"/>
+                          <a:ext cx="4933950" cy="273685"/>
                         </a:xfrm>
                         <a:prstGeom prst="rect">
                           <a:avLst/>
@@ -1200,7 +1200,11 @@
           </mc:Choice>
           <mc:Fallback>
             <w:pict>
-              <v:shape w14:anchorId="21B6573C" id="Text Box 7" o:spid="_x0000_s1032" type="#_x0000_t202" style="position:absolute;left:0;text-align:left;margin-left:95.5pt;margin-top:17.1pt;width:117.55pt;height:21.55pt;z-index:251671552;visibility:visible;mso-wrap-style:square;mso-width-percent:0;mso-height-percent:0;mso-wrap-distance-left:9pt;mso-wrap-distance-top:0;mso-wrap-distance-right:9pt;mso-wrap-distance-bottom:0;mso-position-horizontal:absolute;mso-position-horizontal-relative:text;mso-position-vertical:absolute;mso-position-vertical-relative:text;mso-width-percent:0;mso-height-percent:0;mso-width-relative:margin;mso-height-relative:margin;v-text-anchor:top" o:gfxdata="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" filled="f" stroked="f" strokeweight=".5pt">
+              <v:shapetype w14:anchorId="21B6573C" id="_x0000_t202" coordsize="21600,21600" o:spt="202" path="m,l,21600r21600,l21600,xe">
+                <v:stroke joinstyle="miter"/>
+                <v:path gradientshapeok="t" o:connecttype="rect"/>
+              </v:shapetype>
+              <v:shape id="Text Box 7" o:spid="_x0000_s1032" type="#_x0000_t202" style="position:absolute;left:0;text-align:left;margin-left:95.5pt;margin-top:16.9pt;width:388.5pt;height:21.55pt;z-index:251671552;visibility:visible;mso-wrap-style:square;mso-width-percent:0;mso-height-percent:0;mso-wrap-distance-left:9pt;mso-wrap-distance-top:0;mso-wrap-distance-right:9pt;mso-wrap-distance-bottom:0;mso-position-horizontal:absolute;mso-position-horizontal-relative:text;mso-position-vertical:absolute;mso-position-vertical-relative:text;mso-width-percent:0;mso-height-percent:0;mso-width-relative:margin;mso-height-relative:margin;v-text-anchor:top" o:gfxdata="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" filled="f" stroked="f" strokeweight=".5pt">
                 <v:textbox>
                   <w:txbxContent>
                     <w:p>
@@ -1373,15 +1377,15 @@
         <mc:AlternateContent>
           <mc:Choice Requires="wps">
             <w:drawing>
-              <wp:anchor distT="0" distB="0" distL="114300" distR="114300" simplePos="0" relativeHeight="251673600" behindDoc="0" locked="0" layoutInCell="1" allowOverlap="1" wp14:anchorId="14FE10E6" wp14:editId="65BE7453">
+              <wp:anchor distT="0" distB="0" distL="114300" distR="114300" simplePos="0" relativeHeight="251673600" behindDoc="0" locked="0" layoutInCell="1" allowOverlap="1" wp14:anchorId="14FE10E6" wp14:editId="4D8BEC2E">
                 <wp:simplePos x="0" y="0"/>
-                <wp:positionH relativeFrom="page">
-                  <wp:posOffset>3021330</wp:posOffset>
+                <wp:positionH relativeFrom="margin">
+                  <wp:align>right</wp:align>
                 </wp:positionH>
                 <wp:positionV relativeFrom="paragraph">
-                  <wp:posOffset>215337</wp:posOffset>
+                  <wp:posOffset>215265</wp:posOffset>
                 </wp:positionV>
-                <wp:extent cx="1493134" cy="273685"/>
+                <wp:extent cx="3778250" cy="273685"/>
                 <wp:effectExtent l="0" t="0" r="0" b="0"/>
                 <wp:wrapNone/>
                 <wp:docPr id="8" name="Text Box 8"/>
@@ -1393,7 +1397,7 @@
                       <wps:spPr>
                         <a:xfrm>
                           <a:off x="0" y="0"/>
-                          <a:ext cx="1493134" cy="273685"/>
+                          <a:ext cx="3778250" cy="273685"/>
                         </a:xfrm>
                         <a:prstGeom prst="rect">
                           <a:avLst/>
@@ -1484,7 +1488,7 @@
           </mc:Choice>
           <mc:Fallback>
             <w:pict>
-              <v:shape w14:anchorId="14FE10E6" id="Text Box 8" o:spid="_x0000_s1033" type="#_x0000_t202" style="position:absolute;left:0;text-align:left;margin-left:237.9pt;margin-top:16.95pt;width:117.55pt;height:21.55pt;z-index:251673600;visibility:visible;mso-wrap-style:square;mso-width-percent:0;mso-height-percent:0;mso-wrap-distance-left:9pt;mso-wrap-distance-top:0;mso-wrap-distance-right:9pt;mso-wrap-distance-bottom:0;mso-position-horizontal:absolute;mso-position-horizontal-relative:page;mso-position-vertical:absolute;mso-position-vertical-relative:text;mso-width-percent:0;mso-height-percent:0;mso-width-relative:margin;mso-height-relative:margin;v-text-anchor:top" o:gfxdata="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" filled="f" stroked="f" strokeweight=".5pt">
+              <v:shape w14:anchorId="14FE10E6" id="Text Box 8" o:spid="_x0000_s1033" type="#_x0000_t202" style="position:absolute;left:0;text-align:left;margin-left:246.3pt;margin-top:16.95pt;width:297.5pt;height:21.55pt;z-index:251673600;visibility:visible;mso-wrap-style:square;mso-width-percent:0;mso-height-percent:0;mso-wrap-distance-left:9pt;mso-wrap-distance-top:0;mso-wrap-distance-right:9pt;mso-wrap-distance-bottom:0;mso-position-horizontal:right;mso-position-horizontal-relative:margin;mso-position-vertical:absolute;mso-position-vertical-relative:text;mso-width-percent:0;mso-height-percent:0;mso-width-relative:margin;mso-height-relative:margin;v-text-anchor:top" o:gfxdata="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" filled="f" stroked="f" strokeweight=".5pt">
                 <v:textbox>
                   <w:txbxContent>
                     <w:p>
@@ -1546,7 +1550,7 @@
                     </w:p>
                   </w:txbxContent>
                 </v:textbox>
-                <w10:wrap anchorx="page"/>
+                <w10:wrap anchorx="margin"/>
               </v:shape>
             </w:pict>
           </mc:Fallback>
@@ -1605,15 +1609,15 @@
         <mc:AlternateContent>
           <mc:Choice Requires="wps">
             <w:drawing>
-              <wp:anchor distT="0" distB="0" distL="114300" distR="114300" simplePos="0" relativeHeight="251675648" behindDoc="0" locked="0" layoutInCell="1" allowOverlap="1" wp14:anchorId="4EEA9731" wp14:editId="7CAFC58E">
+              <wp:anchor distT="0" distB="0" distL="114300" distR="114300" simplePos="0" relativeHeight="251675648" behindDoc="0" locked="0" layoutInCell="1" allowOverlap="1" wp14:anchorId="4EEA9731" wp14:editId="2E6ABC9B">
                 <wp:simplePos x="0" y="0"/>
-                <wp:positionH relativeFrom="column">
-                  <wp:posOffset>1348451</wp:posOffset>
+                <wp:positionH relativeFrom="margin">
+                  <wp:align>right</wp:align>
                 </wp:positionH>
                 <wp:positionV relativeFrom="paragraph">
-                  <wp:posOffset>216230</wp:posOffset>
+                  <wp:posOffset>215900</wp:posOffset>
                 </wp:positionV>
-                <wp:extent cx="1493134" cy="273685"/>
+                <wp:extent cx="4826000" cy="273685"/>
                 <wp:effectExtent l="0" t="0" r="0" b="0"/>
                 <wp:wrapNone/>
                 <wp:docPr id="9" name="Text Box 9"/>
@@ -1625,7 +1629,7 @@
                       <wps:spPr>
                         <a:xfrm>
                           <a:off x="0" y="0"/>
-                          <a:ext cx="1493134" cy="273685"/>
+                          <a:ext cx="4826000" cy="273685"/>
                         </a:xfrm>
                         <a:prstGeom prst="rect">
                           <a:avLst/>
@@ -1720,7 +1724,7 @@
           </mc:Choice>
           <mc:Fallback>
             <w:pict>
-              <v:shape w14:anchorId="4EEA9731" id="Text Box 9" o:spid="_x0000_s1034" type="#_x0000_t202" style="position:absolute;left:0;text-align:left;margin-left:106.2pt;margin-top:17.05pt;width:117.55pt;height:21.55pt;z-index:251675648;visibility:visible;mso-wrap-style:square;mso-width-percent:0;mso-height-percent:0;mso-wrap-distance-left:9pt;mso-wrap-distance-top:0;mso-wrap-distance-right:9pt;mso-wrap-distance-bottom:0;mso-position-horizontal:absolute;mso-position-horizontal-relative:text;mso-position-vertical:absolute;mso-position-vertical-relative:text;mso-width-percent:0;mso-height-percent:0;mso-width-relative:margin;mso-height-relative:margin;v-text-anchor:top" o:gfxdata="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" filled="f" stroked="f" strokeweight=".5pt">
+              <v:shape w14:anchorId="4EEA9731" id="Text Box 9" o:spid="_x0000_s1034" type="#_x0000_t202" style="position:absolute;left:0;text-align:left;margin-left:328.8pt;margin-top:17pt;width:380pt;height:21.55pt;z-index:251675648;visibility:visible;mso-wrap-style:square;mso-width-percent:0;mso-height-percent:0;mso-wrap-distance-left:9pt;mso-wrap-distance-top:0;mso-wrap-distance-right:9pt;mso-wrap-distance-bottom:0;mso-position-horizontal:right;mso-position-horizontal-relative:margin;mso-position-vertical:absolute;mso-position-vertical-relative:text;mso-width-percent:0;mso-height-percent:0;mso-width-relative:margin;mso-height-relative:margin;v-text-anchor:top" o:gfxdata="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" filled="f" stroked="f" strokeweight=".5pt">
                 <v:textbox>
                   <w:txbxContent>
                     <w:p>
@@ -1786,6 +1790,7 @@
                     </w:p>
                   </w:txbxContent>
                 </v:textbox>
+                <w10:wrap anchorx="margin"/>
               </v:shape>
             </w:pict>
           </mc:Fallback>
@@ -3618,7 +3623,206 @@
         <mc:AlternateContent>
           <mc:Choice Requires="wps">
             <w:drawing>
-              <wp:anchor distT="0" distB="0" distL="114300" distR="114300" simplePos="0" relativeHeight="251694080" behindDoc="0" locked="0" layoutInCell="1" allowOverlap="1" wp14:anchorId="45D0B646" wp14:editId="3FEB2560">
+              <wp:anchor distT="0" distB="0" distL="114300" distR="114300" simplePos="0" relativeHeight="251692032" behindDoc="0" locked="0" layoutInCell="1" allowOverlap="1" wp14:anchorId="76FEA236" wp14:editId="0D215E8D">
+                <wp:simplePos x="0" y="0"/>
+                <wp:positionH relativeFrom="column">
+                  <wp:posOffset>1314450</wp:posOffset>
+                </wp:positionH>
+                <wp:positionV relativeFrom="paragraph">
+                  <wp:posOffset>184150</wp:posOffset>
+                </wp:positionV>
+                <wp:extent cx="2813050" cy="273685"/>
+                <wp:effectExtent l="0" t="0" r="0" b="0"/>
+                <wp:wrapNone/>
+                <wp:docPr id="17" name="Text Box 17"/>
+                <wp:cNvGraphicFramePr/>
+                <a:graphic xmlns:a="http://schemas.openxmlformats.org/drawingml/2006/main">
+                  <a:graphicData uri="http://schemas.microsoft.com/office/word/2010/wordprocessingShape">
+                    <wps:wsp>
+                      <wps:cNvSpPr txBox="1"/>
+                      <wps:spPr>
+                        <a:xfrm>
+                          <a:off x="0" y="0"/>
+                          <a:ext cx="2813050" cy="273685"/>
+                        </a:xfrm>
+                        <a:prstGeom prst="rect">
+                          <a:avLst/>
+                        </a:prstGeom>
+                        <a:noFill/>
+                        <a:ln w="6350">
+                          <a:noFill/>
+                        </a:ln>
+                      </wps:spPr>
+                      <wps:txbx>
+                        <w:txbxContent>
+                          <w:p>
+                            <w:pPr>
+                              <w:rPr>
+                                <w:color w:val="000000"/>
+                                <w:sz w:val="24"/>
+                                <w:szCs w:val="24"/>
+                                <w:lang w:val="vi-VN"/>
+                              </w:rPr>
+                            </w:pPr>
+                            <w:r>
+                              <w:rPr>
+                                <w:color w:val="000000"/>
+                                <w:sz w:val="24"/>
+                                <w:szCs w:val="24"/>
+                              </w:rPr>
+                              <w:t>+++</w:t>
+                            </w:r>
+                            <w:r>
+                              <w:rPr>
+                                <w:color w:val="000000"/>
+                                <w:sz w:val="24"/>
+                                <w:szCs w:val="24"/>
+                              </w:rPr>
+                              <w:t>father_name</w:t>
+                            </w:r>
+                            <w:r>
+                              <w:rPr>
+                                <w:color w:val="000000"/>
+                                <w:sz w:val="24"/>
+                                <w:szCs w:val="24"/>
+                                <w:lang w:val="vi-VN"/>
+                              </w:rPr>
+                              <w:t>+++</w:t>
+                            </w:r>
+                          </w:p>
+                          <w:p>
+                            <w:pPr>
+                              <w:rPr>
+                                <w:sz w:val="24"/>
+                                <w:szCs w:val="24"/>
+                                <w:lang w:val="vi-VN"/>
+                              </w:rPr>
+                            </w:pPr>
+                            <w:r>
+                              <w:rPr>
+                                <w:color w:val="000000"/>
+                                <w:sz w:val="24"/>
+                                <w:szCs w:val="24"/>
+                                <w:lang w:val="vi-VN"/>
+                              </w:rPr>
+                              <w:t>+++</w:t>
+                            </w:r>
+                            <w:r>
+                              <w:rPr>
+                                <w:color w:val="000000"/>
+                                <w:sz w:val="24"/>
+                                <w:szCs w:val="24"/>
+                              </w:rPr>
+                              <w:t xml:space="preserve"> +++</w:t>
+                            </w:r>
+                          </w:p>
+                        </w:txbxContent>
+                      </wps:txbx>
+                      <wps:bodyPr rot="0" spcFirstLastPara="0" vertOverflow="overflow" horzOverflow="overflow" vert="horz" wrap="square" lIns="91440" tIns="45720" rIns="91440" bIns="45720" numCol="1" spcCol="0" rtlCol="0" fromWordArt="0" anchor="t" anchorCtr="0" forceAA="0" compatLnSpc="1">
+                        <a:prstTxWarp prst="textNoShape">
+                          <a:avLst/>
+                        </a:prstTxWarp>
+                        <a:noAutofit/>
+                      </wps:bodyPr>
+                    </wps:wsp>
+                  </a:graphicData>
+                </a:graphic>
+                <wp14:sizeRelH relativeFrom="margin">
+                  <wp14:pctWidth>0</wp14:pctWidth>
+                </wp14:sizeRelH>
+                <wp14:sizeRelV relativeFrom="margin">
+                  <wp14:pctHeight>0</wp14:pctHeight>
+                </wp14:sizeRelV>
+              </wp:anchor>
+            </w:drawing>
+          </mc:Choice>
+          <mc:Fallback>
+            <w:pict>
+              <v:shape w14:anchorId="76FEA236" id="Text Box 17" o:spid="_x0000_s1042" type="#_x0000_t202" style="position:absolute;left:0;text-align:left;margin-left:103.5pt;margin-top:14.5pt;width:221.5pt;height:21.55pt;z-index:251692032;visibility:visible;mso-wrap-style:square;mso-width-percent:0;mso-height-percent:0;mso-wrap-distance-left:9pt;mso-wrap-distance-top:0;mso-wrap-distance-right:9pt;mso-wrap-distance-bottom:0;mso-position-horizontal:absolute;mso-position-horizontal-relative:text;mso-position-vertical:absolute;mso-position-vertical-relative:text;mso-width-percent:0;mso-height-percent:0;mso-width-relative:margin;mso-height-relative:margin;v-text-anchor:top" o:gfxdata="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" filled="f" stroked="f" strokeweight=".5pt">
+                <v:textbox>
+                  <w:txbxContent>
+                    <w:p>
+                      <w:pPr>
+                        <w:rPr>
+                          <w:color w:val="000000"/>
+                          <w:sz w:val="24"/>
+                          <w:szCs w:val="24"/>
+                          <w:lang w:val="vi-VN"/>
+                        </w:rPr>
+                      </w:pPr>
+                      <w:r>
+                        <w:rPr>
+                          <w:color w:val="000000"/>
+                          <w:sz w:val="24"/>
+                          <w:szCs w:val="24"/>
+                        </w:rPr>
+                        <w:t>+++</w:t>
+                      </w:r>
+                      <w:r>
+                        <w:rPr>
+                          <w:color w:val="000000"/>
+                          <w:sz w:val="24"/>
+                          <w:szCs w:val="24"/>
+                        </w:rPr>
+                        <w:t>father_name</w:t>
+                      </w:r>
+                      <w:r>
+                        <w:rPr>
+                          <w:color w:val="000000"/>
+                          <w:sz w:val="24"/>
+                          <w:szCs w:val="24"/>
+                          <w:lang w:val="vi-VN"/>
+                        </w:rPr>
+                        <w:t>+++</w:t>
+                      </w:r>
+                    </w:p>
+                    <w:p>
+                      <w:pPr>
+                        <w:rPr>
+                          <w:sz w:val="24"/>
+                          <w:szCs w:val="24"/>
+                          <w:lang w:val="vi-VN"/>
+                        </w:rPr>
+                      </w:pPr>
+                      <w:r>
+                        <w:rPr>
+                          <w:color w:val="000000"/>
+                          <w:sz w:val="24"/>
+                          <w:szCs w:val="24"/>
+                          <w:lang w:val="vi-VN"/>
+                        </w:rPr>
+                        <w:t>+++</w:t>
+                      </w:r>
+                      <w:r>
+                        <w:rPr>
+                          <w:color w:val="000000"/>
+                          <w:sz w:val="24"/>
+                          <w:szCs w:val="24"/>
+                        </w:rPr>
+                        <w:t xml:space="preserve"> +++</w:t>
+                      </w:r>
+                    </w:p>
+                  </w:txbxContent>
+                </v:textbox>
+              </v:shape>
+            </w:pict>
+          </mc:Fallback>
+        </mc:AlternateContent>
+      </w:r>
+      <w:r>
+        <w:rPr>
+          <w:b/>
+          <w:bCs/>
+          <w:noProof/>
+          <w:color w:val="000000"/>
+          <w:sz w:val="24"/>
+          <w:szCs w:val="24"/>
+          <w:lang w:val="vi-VN" w:eastAsia="vi-VN"/>
+        </w:rPr>
+        <mc:AlternateContent>
+          <mc:Choice Requires="wps">
+            <w:drawing>
+              <wp:anchor distT="0" distB="0" distL="114300" distR="114300" simplePos="0" relativeHeight="251694080" behindDoc="0" locked="0" layoutInCell="1" allowOverlap="1" wp14:anchorId="45D0B646" wp14:editId="4D2644AE">
                 <wp:simplePos x="0" y="0"/>
                 <wp:positionH relativeFrom="column">
                   <wp:posOffset>4840533</wp:posOffset>
@@ -3814,7 +4018,7 @@
                 <v:stroke joinstyle="miter"/>
                 <v:path gradientshapeok="t" o:connecttype="rect"/>
               </v:shapetype>
-              <v:shape id="Text Box 18" o:spid="_x0000_s1042" type="#_x0000_t202" style="position:absolute;left:0;text-align:left;margin-left:381.15pt;margin-top:14.85pt;width:117.55pt;height:21.55pt;z-index:251694080;visibility:visible;mso-wrap-style:square;mso-width-percent:0;mso-height-percent:0;mso-wrap-distance-left:9pt;mso-wrap-distance-top:0;mso-wrap-distance-right:9pt;mso-wrap-distance-bottom:0;mso-position-horizontal:absolute;mso-position-horizontal-relative:text;mso-position-vertical:absolute;mso-position-vertical-relative:text;mso-width-percent:0;mso-height-percent:0;mso-width-relative:margin;mso-height-relative:margin;v-text-anchor:top" o:gfxdata="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" filled="f" stroked="f" strokeweight=".5pt">
+              <v:shape id="Text Box 18" o:spid="_x0000_s1043" type="#_x0000_t202" style="position:absolute;left:0;text-align:left;margin-left:381.15pt;margin-top:14.85pt;width:117.55pt;height:21.55pt;z-index:251694080;visibility:visible;mso-wrap-style:square;mso-width-percent:0;mso-height-percent:0;mso-wrap-distance-left:9pt;mso-wrap-distance-top:0;mso-wrap-distance-right:9pt;mso-wrap-distance-bottom:0;mso-position-horizontal:absolute;mso-position-horizontal-relative:text;mso-position-vertical:absolute;mso-position-vertical-relative:text;mso-width-percent:0;mso-height-percent:0;mso-width-relative:margin;mso-height-relative:margin;v-text-anchor:top" o:gfxdata="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" filled="f" stroked="f" strokeweight=".5pt">
                 <v:textbox>
                   <w:txbxContent>
                     <w:p>
@@ -3954,205 +4158,6 @@
                           <w:lang w:val="vi-VN"/>
                         </w:rPr>
                       </w:pPr>
-                    </w:p>
-                  </w:txbxContent>
-                </v:textbox>
-              </v:shape>
-            </w:pict>
-          </mc:Fallback>
-        </mc:AlternateContent>
-      </w:r>
-      <w:r>
-        <w:rPr>
-          <w:b/>
-          <w:bCs/>
-          <w:noProof/>
-          <w:color w:val="000000"/>
-          <w:sz w:val="24"/>
-          <w:szCs w:val="24"/>
-          <w:lang w:val="vi-VN" w:eastAsia="vi-VN"/>
-        </w:rPr>
-        <mc:AlternateContent>
-          <mc:Choice Requires="wps">
-            <w:drawing>
-              <wp:anchor distT="0" distB="0" distL="114300" distR="114300" simplePos="0" relativeHeight="251692032" behindDoc="0" locked="0" layoutInCell="1" allowOverlap="1" wp14:anchorId="76FEA236" wp14:editId="3939CEAE">
-                <wp:simplePos x="0" y="0"/>
-                <wp:positionH relativeFrom="column">
-                  <wp:posOffset>1313108</wp:posOffset>
-                </wp:positionH>
-                <wp:positionV relativeFrom="paragraph">
-                  <wp:posOffset>186690</wp:posOffset>
-                </wp:positionV>
-                <wp:extent cx="1492885" cy="273685"/>
-                <wp:effectExtent l="0" t="0" r="0" b="0"/>
-                <wp:wrapNone/>
-                <wp:docPr id="17" name="Text Box 17"/>
-                <wp:cNvGraphicFramePr/>
-                <a:graphic xmlns:a="http://schemas.openxmlformats.org/drawingml/2006/main">
-                  <a:graphicData uri="http://schemas.microsoft.com/office/word/2010/wordprocessingShape">
-                    <wps:wsp>
-                      <wps:cNvSpPr txBox="1"/>
-                      <wps:spPr>
-                        <a:xfrm>
-                          <a:off x="0" y="0"/>
-                          <a:ext cx="1492885" cy="273685"/>
-                        </a:xfrm>
-                        <a:prstGeom prst="rect">
-                          <a:avLst/>
-                        </a:prstGeom>
-                        <a:noFill/>
-                        <a:ln w="6350">
-                          <a:noFill/>
-                        </a:ln>
-                      </wps:spPr>
-                      <wps:txbx>
-                        <w:txbxContent>
-                          <w:p>
-                            <w:pPr>
-                              <w:rPr>
-                                <w:color w:val="000000"/>
-                                <w:sz w:val="24"/>
-                                <w:szCs w:val="24"/>
-                                <w:lang w:val="vi-VN"/>
-                              </w:rPr>
-                            </w:pPr>
-                            <w:r>
-                              <w:rPr>
-                                <w:color w:val="000000"/>
-                                <w:sz w:val="24"/>
-                                <w:szCs w:val="24"/>
-                              </w:rPr>
-                              <w:t>+++</w:t>
-                            </w:r>
-                            <w:r>
-                              <w:rPr>
-                                <w:color w:val="000000"/>
-                                <w:sz w:val="24"/>
-                                <w:szCs w:val="24"/>
-                              </w:rPr>
-                              <w:t>father_name</w:t>
-                            </w:r>
-                            <w:r>
-                              <w:rPr>
-                                <w:color w:val="000000"/>
-                                <w:sz w:val="24"/>
-                                <w:szCs w:val="24"/>
-                                <w:lang w:val="vi-VN"/>
-                              </w:rPr>
-                              <w:t>+++</w:t>
-                            </w:r>
-                          </w:p>
-                          <w:p>
-                            <w:pPr>
-                              <w:rPr>
-                                <w:sz w:val="24"/>
-                                <w:szCs w:val="24"/>
-                                <w:lang w:val="vi-VN"/>
-                              </w:rPr>
-                            </w:pPr>
-                            <w:r>
-                              <w:rPr>
-                                <w:color w:val="000000"/>
-                                <w:sz w:val="24"/>
-                                <w:szCs w:val="24"/>
-                                <w:lang w:val="vi-VN"/>
-                              </w:rPr>
-                              <w:t>+++</w:t>
-                            </w:r>
-                            <w:r>
-                              <w:rPr>
-                                <w:color w:val="000000"/>
-                                <w:sz w:val="24"/>
-                                <w:szCs w:val="24"/>
-                              </w:rPr>
-                              <w:t xml:space="preserve"> +++</w:t>
-                            </w:r>
-                          </w:p>
-                        </w:txbxContent>
-                      </wps:txbx>
-                      <wps:bodyPr rot="0" spcFirstLastPara="0" vertOverflow="overflow" horzOverflow="overflow" vert="horz" wrap="square" lIns="91440" tIns="45720" rIns="91440" bIns="45720" numCol="1" spcCol="0" rtlCol="0" fromWordArt="0" anchor="t" anchorCtr="0" forceAA="0" compatLnSpc="1">
-                        <a:prstTxWarp prst="textNoShape">
-                          <a:avLst/>
-                        </a:prstTxWarp>
-                        <a:noAutofit/>
-                      </wps:bodyPr>
-                    </wps:wsp>
-                  </a:graphicData>
-                </a:graphic>
-                <wp14:sizeRelH relativeFrom="margin">
-                  <wp14:pctWidth>0</wp14:pctWidth>
-                </wp14:sizeRelH>
-                <wp14:sizeRelV relativeFrom="margin">
-                  <wp14:pctHeight>0</wp14:pctHeight>
-                </wp14:sizeRelV>
-              </wp:anchor>
-            </w:drawing>
-          </mc:Choice>
-          <mc:Fallback>
-            <w:pict>
-              <v:shape w14:anchorId="76FEA236" id="Text Box 17" o:spid="_x0000_s1043" type="#_x0000_t202" style="position:absolute;left:0;text-align:left;margin-left:103.4pt;margin-top:14.7pt;width:117.55pt;height:21.55pt;z-index:251692032;visibility:visible;mso-wrap-style:square;mso-width-percent:0;mso-height-percent:0;mso-wrap-distance-left:9pt;mso-wrap-distance-top:0;mso-wrap-distance-right:9pt;mso-wrap-distance-bottom:0;mso-position-horizontal:absolute;mso-position-horizontal-relative:text;mso-position-vertical:absolute;mso-position-vertical-relative:text;mso-width-percent:0;mso-height-percent:0;mso-width-relative:margin;mso-height-relative:margin;v-text-anchor:top" o:gfxdata="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" filled="f" stroked="f" strokeweight=".5pt">
-                <v:textbox>
-                  <w:txbxContent>
-                    <w:p>
-                      <w:pPr>
-                        <w:rPr>
-                          <w:color w:val="000000"/>
-                          <w:sz w:val="24"/>
-                          <w:szCs w:val="24"/>
-                          <w:lang w:val="vi-VN"/>
-                        </w:rPr>
-                      </w:pPr>
-                      <w:r>
-                        <w:rPr>
-                          <w:color w:val="000000"/>
-                          <w:sz w:val="24"/>
-                          <w:szCs w:val="24"/>
-                        </w:rPr>
-                        <w:t>+++</w:t>
-                      </w:r>
-                      <w:r>
-                        <w:rPr>
-                          <w:color w:val="000000"/>
-                          <w:sz w:val="24"/>
-                          <w:szCs w:val="24"/>
-                        </w:rPr>
-                        <w:t>father_name</w:t>
-                      </w:r>
-                      <w:r>
-                        <w:rPr>
-                          <w:color w:val="000000"/>
-                          <w:sz w:val="24"/>
-                          <w:szCs w:val="24"/>
-                          <w:lang w:val="vi-VN"/>
-                        </w:rPr>
-                        <w:t>+++</w:t>
-                      </w:r>
-                    </w:p>
-                    <w:p>
-                      <w:pPr>
-                        <w:rPr>
-                          <w:sz w:val="24"/>
-                          <w:szCs w:val="24"/>
-                          <w:lang w:val="vi-VN"/>
-                        </w:rPr>
-                      </w:pPr>
-                      <w:r>
-                        <w:rPr>
-                          <w:color w:val="000000"/>
-                          <w:sz w:val="24"/>
-                          <w:szCs w:val="24"/>
-                          <w:lang w:val="vi-VN"/>
-                        </w:rPr>
-                        <w:t>+++</w:t>
-                      </w:r>
-                      <w:r>
-                        <w:rPr>
-                          <w:color w:val="000000"/>
-                          <w:sz w:val="24"/>
-                          <w:szCs w:val="24"/>
-                        </w:rPr>
-                        <w:t xml:space="preserve"> +++</w:t>
-                      </w:r>
                     </w:p>
                   </w:txbxContent>
                 </v:textbox>
@@ -4490,15 +4495,15 @@
         <mc:AlternateContent>
           <mc:Choice Requires="wps">
             <w:drawing>
-              <wp:anchor distT="0" distB="0" distL="114300" distR="114300" simplePos="0" relativeHeight="251698176" behindDoc="0" locked="0" layoutInCell="1" allowOverlap="1" wp14:anchorId="71EF6060" wp14:editId="61D64667">
+              <wp:anchor distT="0" distB="0" distL="114300" distR="114300" simplePos="0" relativeHeight="251698176" behindDoc="0" locked="0" layoutInCell="1" allowOverlap="1" wp14:anchorId="71EF6060" wp14:editId="20EFCAC6">
                 <wp:simplePos x="0" y="0"/>
-                <wp:positionH relativeFrom="column">
-                  <wp:posOffset>1285875</wp:posOffset>
+                <wp:positionH relativeFrom="margin">
+                  <wp:align>right</wp:align>
                 </wp:positionH>
                 <wp:positionV relativeFrom="paragraph">
-                  <wp:posOffset>241228</wp:posOffset>
+                  <wp:posOffset>242570</wp:posOffset>
                 </wp:positionV>
-                <wp:extent cx="1649393" cy="273685"/>
+                <wp:extent cx="4889500" cy="273685"/>
                 <wp:effectExtent l="0" t="0" r="0" b="0"/>
                 <wp:wrapNone/>
                 <wp:docPr id="20" name="Text Box 20"/>
@@ -4510,7 +4515,7 @@
                       <wps:spPr>
                         <a:xfrm>
                           <a:off x="0" y="0"/>
-                          <a:ext cx="1649393" cy="273685"/>
+                          <a:ext cx="4889500" cy="273685"/>
                         </a:xfrm>
                         <a:prstGeom prst="rect">
                           <a:avLst/>
@@ -4601,7 +4606,7 @@
           </mc:Choice>
           <mc:Fallback>
             <w:pict>
-              <v:shape w14:anchorId="71EF6060" id="Text Box 20" o:spid="_x0000_s1045" type="#_x0000_t202" style="position:absolute;left:0;text-align:left;margin-left:101.25pt;margin-top:19pt;width:129.85pt;height:21.55pt;z-index:251698176;visibility:visible;mso-wrap-style:square;mso-width-percent:0;mso-height-percent:0;mso-wrap-distance-left:9pt;mso-wrap-distance-top:0;mso-wrap-distance-right:9pt;mso-wrap-distance-bottom:0;mso-position-horizontal:absolute;mso-position-horizontal-relative:text;mso-position-vertical:absolute;mso-position-vertical-relative:text;mso-width-percent:0;mso-height-percent:0;mso-width-relative:margin;mso-height-relative:margin;v-text-anchor:top" o:gfxdata="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" filled="f" stroked="f" strokeweight=".5pt">
+              <v:shape w14:anchorId="71EF6060" id="Text Box 20" o:spid="_x0000_s1045" type="#_x0000_t202" style="position:absolute;left:0;text-align:left;margin-left:333.8pt;margin-top:19.1pt;width:385pt;height:21.55pt;z-index:251698176;visibility:visible;mso-wrap-style:square;mso-width-percent:0;mso-height-percent:0;mso-wrap-distance-left:9pt;mso-wrap-distance-top:0;mso-wrap-distance-right:9pt;mso-wrap-distance-bottom:0;mso-position-horizontal:right;mso-position-horizontal-relative:margin;mso-position-vertical:absolute;mso-position-vertical-relative:text;mso-width-percent:0;mso-height-percent:0;mso-width-relative:margin;mso-height-relative:margin;v-text-anchor:top" o:gfxdata="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" filled="f" stroked="f" strokeweight=".5pt">
                 <v:textbox>
                   <w:txbxContent>
                     <w:p>
@@ -4663,6 +4668,7 @@
                     </w:p>
                   </w:txbxContent>
                 </v:textbox>
+                <w10:wrap anchorx="margin"/>
               </v:shape>
             </w:pict>
           </mc:Fallback>
@@ -4730,15 +4736,15 @@
         <mc:AlternateContent>
           <mc:Choice Requires="wps">
             <w:drawing>
-              <wp:anchor distT="0" distB="0" distL="114300" distR="114300" simplePos="0" relativeHeight="251700224" behindDoc="0" locked="0" layoutInCell="1" allowOverlap="1" wp14:anchorId="01E4AFE5" wp14:editId="68AD35D2">
+              <wp:anchor distT="0" distB="0" distL="114300" distR="114300" simplePos="0" relativeHeight="251700224" behindDoc="0" locked="0" layoutInCell="1" allowOverlap="1" wp14:anchorId="01E4AFE5" wp14:editId="0BA4EE34">
                 <wp:simplePos x="0" y="0"/>
                 <wp:positionH relativeFrom="column">
-                  <wp:posOffset>1286960</wp:posOffset>
+                  <wp:posOffset>1289050</wp:posOffset>
                 </wp:positionH>
                 <wp:positionV relativeFrom="paragraph">
-                  <wp:posOffset>217283</wp:posOffset>
+                  <wp:posOffset>214630</wp:posOffset>
                 </wp:positionV>
-                <wp:extent cx="1562582" cy="273685"/>
+                <wp:extent cx="2813050" cy="273685"/>
                 <wp:effectExtent l="0" t="0" r="0" b="0"/>
                 <wp:wrapNone/>
                 <wp:docPr id="21" name="Text Box 21"/>
@@ -4750,7 +4756,7 @@
                       <wps:spPr>
                         <a:xfrm>
                           <a:off x="0" y="0"/>
-                          <a:ext cx="1562582" cy="273685"/>
+                          <a:ext cx="2813050" cy="273685"/>
                         </a:xfrm>
                         <a:prstGeom prst="rect">
                           <a:avLst/>
@@ -4854,7 +4860,7 @@
           </mc:Choice>
           <mc:Fallback>
             <w:pict>
-              <v:shape w14:anchorId="01E4AFE5" id="Text Box 21" o:spid="_x0000_s1046" type="#_x0000_t202" style="position:absolute;left:0;text-align:left;margin-left:101.35pt;margin-top:17.1pt;width:123.05pt;height:21.55pt;z-index:251700224;visibility:visible;mso-wrap-style:square;mso-width-percent:0;mso-height-percent:0;mso-wrap-distance-left:9pt;mso-wrap-distance-top:0;mso-wrap-distance-right:9pt;mso-wrap-distance-bottom:0;mso-position-horizontal:absolute;mso-position-horizontal-relative:text;mso-position-vertical:absolute;mso-position-vertical-relative:text;mso-width-percent:0;mso-height-percent:0;mso-width-relative:margin;mso-height-relative:margin;v-text-anchor:top" o:gfxdata="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" filled="f" stroked="f" strokeweight=".5pt">
+              <v:shape w14:anchorId="01E4AFE5" id="Text Box 21" o:spid="_x0000_s1046" type="#_x0000_t202" style="position:absolute;left:0;text-align:left;margin-left:101.5pt;margin-top:16.9pt;width:221.5pt;height:21.55pt;z-index:251700224;visibility:visible;mso-wrap-style:square;mso-width-percent:0;mso-height-percent:0;mso-wrap-distance-left:9pt;mso-wrap-distance-top:0;mso-wrap-distance-right:9pt;mso-wrap-distance-bottom:0;mso-position-horizontal:absolute;mso-position-horizontal-relative:text;mso-position-vertical:absolute;mso-position-vertical-relative:text;mso-width-percent:0;mso-height-percent:0;mso-width-relative:margin;mso-height-relative:margin;v-text-anchor:top" o:gfxdata="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" filled="f" stroked="f" strokeweight=".5pt">
                 <v:textbox>
                   <w:txbxContent>
                     <w:p>
@@ -5515,15 +5521,15 @@
         <mc:AlternateContent>
           <mc:Choice Requires="wps">
             <w:drawing>
-              <wp:anchor distT="0" distB="0" distL="114300" distR="114300" simplePos="0" relativeHeight="251706368" behindDoc="0" locked="0" layoutInCell="1" allowOverlap="1" wp14:anchorId="4A3F849C" wp14:editId="7859C2DC">
+              <wp:anchor distT="0" distB="0" distL="114300" distR="114300" simplePos="0" relativeHeight="251706368" behindDoc="0" locked="0" layoutInCell="1" allowOverlap="1" wp14:anchorId="4A3F849C" wp14:editId="3003B34B">
                 <wp:simplePos x="0" y="0"/>
                 <wp:positionH relativeFrom="column">
-                  <wp:posOffset>1297940</wp:posOffset>
+                  <wp:posOffset>1295400</wp:posOffset>
                 </wp:positionH>
                 <wp:positionV relativeFrom="paragraph">
-                  <wp:posOffset>212162</wp:posOffset>
+                  <wp:posOffset>209550</wp:posOffset>
                 </wp:positionV>
-                <wp:extent cx="1747777" cy="273685"/>
+                <wp:extent cx="4857750" cy="273685"/>
                 <wp:effectExtent l="0" t="0" r="0" b="0"/>
                 <wp:wrapNone/>
                 <wp:docPr id="24" name="Text Box 24"/>
@@ -5535,7 +5541,7 @@
                       <wps:spPr>
                         <a:xfrm>
                           <a:off x="0" y="0"/>
-                          <a:ext cx="1747777" cy="273685"/>
+                          <a:ext cx="4857750" cy="273685"/>
                         </a:xfrm>
                         <a:prstGeom prst="rect">
                           <a:avLst/>
@@ -5639,7 +5645,7 @@
           </mc:Choice>
           <mc:Fallback>
             <w:pict>
-              <v:shape w14:anchorId="4A3F849C" id="Text Box 24" o:spid="_x0000_s1049" type="#_x0000_t202" style="position:absolute;left:0;text-align:left;margin-left:102.2pt;margin-top:16.7pt;width:137.6pt;height:21.55pt;z-index:251706368;visibility:visible;mso-wrap-style:square;mso-width-percent:0;mso-height-percent:0;mso-wrap-distance-left:9pt;mso-wrap-distance-top:0;mso-wrap-distance-right:9pt;mso-wrap-distance-bottom:0;mso-position-horizontal:absolute;mso-position-horizontal-relative:text;mso-position-vertical:absolute;mso-position-vertical-relative:text;mso-width-percent:0;mso-height-percent:0;mso-width-relative:margin;mso-height-relative:margin;v-text-anchor:top" o:gfxdata="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" filled="f" stroked="f" strokeweight=".5pt">
+              <v:shape w14:anchorId="4A3F849C" id="Text Box 24" o:spid="_x0000_s1049" type="#_x0000_t202" style="position:absolute;left:0;text-align:left;margin-left:102pt;margin-top:16.5pt;width:382.5pt;height:21.55pt;z-index:251706368;visibility:visible;mso-wrap-style:square;mso-width-percent:0;mso-height-percent:0;mso-wrap-distance-left:9pt;mso-wrap-distance-top:0;mso-wrap-distance-right:9pt;mso-wrap-distance-bottom:0;mso-position-horizontal:absolute;mso-position-horizontal-relative:text;mso-position-vertical:absolute;mso-position-vertical-relative:text;mso-width-percent:0;mso-height-percent:0;mso-width-relative:margin;mso-height-relative:margin;v-text-anchor:top" o:gfxdata="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" filled="f" stroked="f" strokeweight=".5pt">
                 <v:textbox>
                   <w:txbxContent>
                     <w:p>
@@ -5773,15 +5779,15 @@
         <mc:AlternateContent>
           <mc:Choice Requires="wps">
             <w:drawing>
-              <wp:anchor distT="0" distB="0" distL="114300" distR="114300" simplePos="0" relativeHeight="251750400" behindDoc="0" locked="0" layoutInCell="1" allowOverlap="1" wp14:anchorId="7B8CD45A" wp14:editId="1DD21110">
+              <wp:anchor distT="0" distB="0" distL="114300" distR="114300" simplePos="0" relativeHeight="251750400" behindDoc="0" locked="0" layoutInCell="1" allowOverlap="1" wp14:anchorId="7B8CD45A" wp14:editId="77785390">
                 <wp:simplePos x="0" y="0"/>
                 <wp:positionH relativeFrom="column">
-                  <wp:posOffset>2103549</wp:posOffset>
+                  <wp:posOffset>2101850</wp:posOffset>
                 </wp:positionH>
                 <wp:positionV relativeFrom="paragraph">
-                  <wp:posOffset>208915</wp:posOffset>
+                  <wp:posOffset>210185</wp:posOffset>
                 </wp:positionV>
-                <wp:extent cx="1712518" cy="273685"/>
+                <wp:extent cx="2044700" cy="273685"/>
                 <wp:effectExtent l="0" t="0" r="0" b="0"/>
                 <wp:wrapNone/>
                 <wp:docPr id="45" name="Text Box 45"/>
@@ -5793,7 +5799,7 @@
                       <wps:spPr>
                         <a:xfrm>
                           <a:off x="0" y="0"/>
-                          <a:ext cx="1712518" cy="273685"/>
+                          <a:ext cx="2044700" cy="273685"/>
                         </a:xfrm>
                         <a:prstGeom prst="rect">
                           <a:avLst/>
@@ -5909,7 +5915,7 @@
           </mc:Choice>
           <mc:Fallback>
             <w:pict>
-              <v:shape w14:anchorId="7B8CD45A" id="Text Box 45" o:spid="_x0000_s1050" type="#_x0000_t202" style="position:absolute;left:0;text-align:left;margin-left:165.65pt;margin-top:16.45pt;width:134.85pt;height:21.55pt;z-index:251750400;visibility:visible;mso-wrap-style:square;mso-width-percent:0;mso-height-percent:0;mso-wrap-distance-left:9pt;mso-wrap-distance-top:0;mso-wrap-distance-right:9pt;mso-wrap-distance-bottom:0;mso-position-horizontal:absolute;mso-position-horizontal-relative:text;mso-position-vertical:absolute;mso-position-vertical-relative:text;mso-width-percent:0;mso-height-percent:0;mso-width-relative:margin;mso-height-relative:margin;v-text-anchor:top" o:gfxdata="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" filled="f" stroked="f" strokeweight=".5pt">
+              <v:shape w14:anchorId="7B8CD45A" id="Text Box 45" o:spid="_x0000_s1050" type="#_x0000_t202" style="position:absolute;left:0;text-align:left;margin-left:165.5pt;margin-top:16.55pt;width:161pt;height:21.55pt;z-index:251750400;visibility:visible;mso-wrap-style:square;mso-width-percent:0;mso-height-percent:0;mso-wrap-distance-left:9pt;mso-wrap-distance-top:0;mso-wrap-distance-right:9pt;mso-wrap-distance-bottom:0;mso-position-horizontal:absolute;mso-position-horizontal-relative:text;mso-position-vertical:absolute;mso-position-vertical-relative:text;mso-width-percent:0;mso-height-percent:0;mso-width-relative:margin;mso-height-relative:margin;v-text-anchor:top" o:gfxdata="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" filled="f" stroked="f" strokeweight=".5pt">
                 <v:textbox>
                   <w:txbxContent>
                     <w:p>
@@ -6095,7 +6101,16 @@
                                 <w:szCs w:val="24"/>
                                 <w:lang w:val="vi-VN"/>
                               </w:rPr>
-                              <w:t>job</w:t>
+                              <w:t>y</w:t>
+                            </w:r>
+                            <w:r>
+                              <w:rPr>
+                                <w:color w:val="000000"/>
+                                <w:sz w:val="24"/>
+                                <w:szCs w:val="24"/>
+                                <w:lang w:val="vi-VN"/>
+                              </w:rPr>
+                              <w:t>ob</w:t>
                             </w:r>
                             <w:r>
                               <w:rPr>
@@ -6203,7 +6218,16 @@
                           <w:szCs w:val="24"/>
                           <w:lang w:val="vi-VN"/>
                         </w:rPr>
-                        <w:t>job</w:t>
+                        <w:t>y</w:t>
+                      </w:r>
+                      <w:r>
+                        <w:rPr>
+                          <w:color w:val="000000"/>
+                          <w:sz w:val="24"/>
+                          <w:szCs w:val="24"/>
+                          <w:lang w:val="vi-VN"/>
+                        </w:rPr>
+                        <w:t>ob</w:t>
                       </w:r>
                       <w:r>
                         <w:rPr>
@@ -6650,7 +6674,248 @@
         <mc:AlternateContent>
           <mc:Choice Requires="wps">
             <w:drawing>
-              <wp:anchor distT="0" distB="0" distL="114300" distR="114300" simplePos="0" relativeHeight="251760640" behindDoc="0" locked="0" layoutInCell="1" allowOverlap="1" wp14:anchorId="4DACEC20" wp14:editId="7BAD0E26">
+              <wp:anchor distT="0" distB="0" distL="114300" distR="114300" simplePos="0" relativeHeight="251758592" behindDoc="0" locked="0" layoutInCell="1" allowOverlap="1" wp14:anchorId="540CDC35" wp14:editId="7A16C617">
+                <wp:simplePos x="0" y="0"/>
+                <wp:positionH relativeFrom="column">
+                  <wp:posOffset>2120900</wp:posOffset>
+                </wp:positionH>
+                <wp:positionV relativeFrom="paragraph">
+                  <wp:posOffset>212090</wp:posOffset>
+                </wp:positionV>
+                <wp:extent cx="2025650" cy="273685"/>
+                <wp:effectExtent l="0" t="0" r="0" b="0"/>
+                <wp:wrapNone/>
+                <wp:docPr id="28" name="Text Box 28"/>
+                <wp:cNvGraphicFramePr/>
+                <a:graphic xmlns:a="http://schemas.openxmlformats.org/drawingml/2006/main">
+                  <a:graphicData uri="http://schemas.microsoft.com/office/word/2010/wordprocessingShape">
+                    <wps:wsp>
+                      <wps:cNvSpPr txBox="1"/>
+                      <wps:spPr>
+                        <a:xfrm>
+                          <a:off x="0" y="0"/>
+                          <a:ext cx="2025650" cy="273685"/>
+                        </a:xfrm>
+                        <a:prstGeom prst="rect">
+                          <a:avLst/>
+                        </a:prstGeom>
+                        <a:noFill/>
+                        <a:ln w="6350">
+                          <a:noFill/>
+                        </a:ln>
+                      </wps:spPr>
+                      <wps:txbx>
+                        <w:txbxContent>
+                          <w:p>
+                            <w:pPr>
+                              <w:rPr>
+                                <w:color w:val="000000"/>
+                                <w:sz w:val="24"/>
+                                <w:szCs w:val="24"/>
+                                <w:lang w:val="vi-VN"/>
+                              </w:rPr>
+                            </w:pPr>
+                            <w:r>
+                              <w:rPr>
+                                <w:color w:val="000000"/>
+                                <w:sz w:val="24"/>
+                                <w:szCs w:val="24"/>
+                              </w:rPr>
+                              <w:t>+++</w:t>
+                            </w:r>
+                            <w:r>
+                              <w:rPr>
+                                <w:color w:val="000000"/>
+                                <w:sz w:val="24"/>
+                                <w:szCs w:val="24"/>
+                              </w:rPr>
+                              <w:t>sibling</w:t>
+                            </w:r>
+                            <w:r>
+                              <w:rPr>
+                                <w:color w:val="000000"/>
+                                <w:sz w:val="24"/>
+                                <w:szCs w:val="24"/>
+                                <w:lang w:val="vi-VN"/>
+                              </w:rPr>
+                              <w:t>2</w:t>
+                            </w:r>
+                            <w:r>
+                              <w:rPr>
+                                <w:color w:val="000000"/>
+                                <w:sz w:val="24"/>
+                                <w:szCs w:val="24"/>
+                              </w:rPr>
+                              <w:t>_</w:t>
+                            </w:r>
+                            <w:r>
+                              <w:rPr>
+                                <w:color w:val="000000"/>
+                                <w:sz w:val="24"/>
+                                <w:szCs w:val="24"/>
+                              </w:rPr>
+                              <w:t>name</w:t>
+                            </w:r>
+                            <w:r>
+                              <w:rPr>
+                                <w:color w:val="000000"/>
+                                <w:sz w:val="24"/>
+                                <w:szCs w:val="24"/>
+                                <w:lang w:val="vi-VN"/>
+                              </w:rPr>
+                              <w:t>+++</w:t>
+                            </w:r>
+                          </w:p>
+                          <w:p>
+                            <w:pPr>
+                              <w:rPr>
+                                <w:sz w:val="24"/>
+                                <w:szCs w:val="24"/>
+                                <w:lang w:val="vi-VN"/>
+                              </w:rPr>
+                            </w:pPr>
+                            <w:r>
+                              <w:rPr>
+                                <w:color w:val="000000"/>
+                                <w:lang w:val="vi-VN"/>
+                              </w:rPr>
+                              <w:t>+++</w:t>
+                            </w:r>
+                            <w:r>
+                              <w:rPr>
+                                <w:color w:val="000000"/>
+                              </w:rPr>
+                              <w:t xml:space="preserve"> +++</w:t>
+                            </w:r>
+                          </w:p>
+                        </w:txbxContent>
+                      </wps:txbx>
+                      <wps:bodyPr rot="0" spcFirstLastPara="0" vertOverflow="overflow" horzOverflow="overflow" vert="horz" wrap="square" lIns="91440" tIns="45720" rIns="91440" bIns="45720" numCol="1" spcCol="0" rtlCol="0" fromWordArt="0" anchor="t" anchorCtr="0" forceAA="0" compatLnSpc="1">
+                        <a:prstTxWarp prst="textNoShape">
+                          <a:avLst/>
+                        </a:prstTxWarp>
+                        <a:noAutofit/>
+                      </wps:bodyPr>
+                    </wps:wsp>
+                  </a:graphicData>
+                </a:graphic>
+                <wp14:sizeRelH relativeFrom="margin">
+                  <wp14:pctWidth>0</wp14:pctWidth>
+                </wp14:sizeRelH>
+                <wp14:sizeRelV relativeFrom="margin">
+                  <wp14:pctHeight>0</wp14:pctHeight>
+                </wp14:sizeRelV>
+              </wp:anchor>
+            </w:drawing>
+          </mc:Choice>
+          <mc:Fallback>
+            <w:pict>
+              <v:shape w14:anchorId="540CDC35" id="Text Box 28" o:spid="_x0000_s1053" type="#_x0000_t202" style="position:absolute;left:0;text-align:left;margin-left:167pt;margin-top:16.7pt;width:159.5pt;height:21.55pt;z-index:251758592;visibility:visible;mso-wrap-style:square;mso-width-percent:0;mso-height-percent:0;mso-wrap-distance-left:9pt;mso-wrap-distance-top:0;mso-wrap-distance-right:9pt;mso-wrap-distance-bottom:0;mso-position-horizontal:absolute;mso-position-horizontal-relative:text;mso-position-vertical:absolute;mso-position-vertical-relative:text;mso-width-percent:0;mso-height-percent:0;mso-width-relative:margin;mso-height-relative:margin;v-text-anchor:top" o:gfxdata="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" filled="f" stroked="f" strokeweight=".5pt">
+                <v:textbox>
+                  <w:txbxContent>
+                    <w:p>
+                      <w:pPr>
+                        <w:rPr>
+                          <w:color w:val="000000"/>
+                          <w:sz w:val="24"/>
+                          <w:szCs w:val="24"/>
+                          <w:lang w:val="vi-VN"/>
+                        </w:rPr>
+                      </w:pPr>
+                      <w:r>
+                        <w:rPr>
+                          <w:color w:val="000000"/>
+                          <w:sz w:val="24"/>
+                          <w:szCs w:val="24"/>
+                        </w:rPr>
+                        <w:t>+++</w:t>
+                      </w:r>
+                      <w:r>
+                        <w:rPr>
+                          <w:color w:val="000000"/>
+                          <w:sz w:val="24"/>
+                          <w:szCs w:val="24"/>
+                        </w:rPr>
+                        <w:t>sibling</w:t>
+                      </w:r>
+                      <w:r>
+                        <w:rPr>
+                          <w:color w:val="000000"/>
+                          <w:sz w:val="24"/>
+                          <w:szCs w:val="24"/>
+                          <w:lang w:val="vi-VN"/>
+                        </w:rPr>
+                        <w:t>2</w:t>
+                      </w:r>
+                      <w:r>
+                        <w:rPr>
+                          <w:color w:val="000000"/>
+                          <w:sz w:val="24"/>
+                          <w:szCs w:val="24"/>
+                        </w:rPr>
+                        <w:t>_</w:t>
+                      </w:r>
+                      <w:r>
+                        <w:rPr>
+                          <w:color w:val="000000"/>
+                          <w:sz w:val="24"/>
+                          <w:szCs w:val="24"/>
+                        </w:rPr>
+                        <w:t>name</w:t>
+                      </w:r>
+                      <w:r>
+                        <w:rPr>
+                          <w:color w:val="000000"/>
+                          <w:sz w:val="24"/>
+                          <w:szCs w:val="24"/>
+                          <w:lang w:val="vi-VN"/>
+                        </w:rPr>
+                        <w:t>+++</w:t>
+                      </w:r>
+                    </w:p>
+                    <w:p>
+                      <w:pPr>
+                        <w:rPr>
+                          <w:sz w:val="24"/>
+                          <w:szCs w:val="24"/>
+                          <w:lang w:val="vi-VN"/>
+                        </w:rPr>
+                      </w:pPr>
+                      <w:r>
+                        <w:rPr>
+                          <w:color w:val="000000"/>
+                          <w:lang w:val="vi-VN"/>
+                        </w:rPr>
+                        <w:t>+++</w:t>
+                      </w:r>
+                      <w:r>
+                        <w:rPr>
+                          <w:color w:val="000000"/>
+                        </w:rPr>
+                        <w:t xml:space="preserve"> +++</w:t>
+                      </w:r>
+                    </w:p>
+                  </w:txbxContent>
+                </v:textbox>
+              </v:shape>
+            </w:pict>
+          </mc:Fallback>
+        </mc:AlternateContent>
+      </w:r>
+      <w:r>
+        <w:rPr>
+          <w:b/>
+          <w:bCs/>
+          <w:noProof/>
+          <w:color w:val="000000"/>
+          <w:sz w:val="24"/>
+          <w:szCs w:val="24"/>
+          <w:lang w:val="vi-VN" w:eastAsia="vi-VN"/>
+        </w:rPr>
+        <mc:AlternateContent>
+          <mc:Choice Requires="wps">
+            <w:drawing>
+              <wp:anchor distT="0" distB="0" distL="114300" distR="114300" simplePos="0" relativeHeight="251760640" behindDoc="0" locked="0" layoutInCell="1" allowOverlap="1" wp14:anchorId="4DACEC20" wp14:editId="073F7C68">
                 <wp:simplePos x="0" y="0"/>
                 <wp:positionH relativeFrom="column">
                   <wp:posOffset>4771390</wp:posOffset>
@@ -6787,7 +7052,7 @@
           </mc:Choice>
           <mc:Fallback>
             <w:pict>
-              <v:shape w14:anchorId="4DACEC20" id="Text Box 29" o:spid="_x0000_s1053" type="#_x0000_t202" style="position:absolute;left:0;text-align:left;margin-left:375.7pt;margin-top:16.65pt;width:134.85pt;height:21.55pt;z-index:251760640;visibility:visible;mso-wrap-style:square;mso-width-percent:0;mso-height-percent:0;mso-wrap-distance-left:9pt;mso-wrap-distance-top:0;mso-wrap-distance-right:9pt;mso-wrap-distance-bottom:0;mso-position-horizontal:absolute;mso-position-horizontal-relative:text;mso-position-vertical:absolute;mso-position-vertical-relative:text;mso-width-percent:0;mso-height-percent:0;mso-width-relative:margin;mso-height-relative:margin;v-text-anchor:top" o:gfxdata="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" filled="f" stroked="f" strokeweight=".5pt">
+              <v:shape w14:anchorId="4DACEC20" id="Text Box 29" o:spid="_x0000_s1054" type="#_x0000_t202" style="position:absolute;left:0;text-align:left;margin-left:375.7pt;margin-top:16.65pt;width:134.85pt;height:21.55pt;z-index:251760640;visibility:visible;mso-wrap-style:square;mso-width-percent:0;mso-height-percent:0;mso-wrap-distance-left:9pt;mso-wrap-distance-top:0;mso-wrap-distance-right:9pt;mso-wrap-distance-bottom:0;mso-position-horizontal:absolute;mso-position-horizontal-relative:text;mso-position-vertical:absolute;mso-position-vertical-relative:text;mso-width-percent:0;mso-height-percent:0;mso-width-relative:margin;mso-height-relative:margin;v-text-anchor:top" o:gfxdata="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" filled="f" stroked="f" strokeweight=".5pt">
                 <v:textbox>
                   <w:txbxContent>
                     <w:p>
@@ -6840,247 +7105,6 @@
                           <w:lang w:val="vi-VN"/>
                         </w:rPr>
                         <w:t>yob</w:t>
-                      </w:r>
-                      <w:r>
-                        <w:rPr>
-                          <w:color w:val="000000"/>
-                          <w:sz w:val="24"/>
-                          <w:szCs w:val="24"/>
-                          <w:lang w:val="vi-VN"/>
-                        </w:rPr>
-                        <w:t>+++</w:t>
-                      </w:r>
-                    </w:p>
-                    <w:p>
-                      <w:pPr>
-                        <w:rPr>
-                          <w:sz w:val="24"/>
-                          <w:szCs w:val="24"/>
-                          <w:lang w:val="vi-VN"/>
-                        </w:rPr>
-                      </w:pPr>
-                      <w:r>
-                        <w:rPr>
-                          <w:color w:val="000000"/>
-                          <w:lang w:val="vi-VN"/>
-                        </w:rPr>
-                        <w:t>+++</w:t>
-                      </w:r>
-                      <w:r>
-                        <w:rPr>
-                          <w:color w:val="000000"/>
-                        </w:rPr>
-                        <w:t xml:space="preserve"> +++</w:t>
-                      </w:r>
-                    </w:p>
-                  </w:txbxContent>
-                </v:textbox>
-              </v:shape>
-            </w:pict>
-          </mc:Fallback>
-        </mc:AlternateContent>
-      </w:r>
-      <w:r>
-        <w:rPr>
-          <w:b/>
-          <w:bCs/>
-          <w:noProof/>
-          <w:color w:val="000000"/>
-          <w:sz w:val="24"/>
-          <w:szCs w:val="24"/>
-          <w:lang w:val="vi-VN" w:eastAsia="vi-VN"/>
-        </w:rPr>
-        <mc:AlternateContent>
-          <mc:Choice Requires="wps">
-            <w:drawing>
-              <wp:anchor distT="0" distB="0" distL="114300" distR="114300" simplePos="0" relativeHeight="251758592" behindDoc="0" locked="0" layoutInCell="1" allowOverlap="1" wp14:anchorId="540CDC35" wp14:editId="36AF7D40">
-                <wp:simplePos x="0" y="0"/>
-                <wp:positionH relativeFrom="column">
-                  <wp:posOffset>2122805</wp:posOffset>
-                </wp:positionH>
-                <wp:positionV relativeFrom="paragraph">
-                  <wp:posOffset>211249</wp:posOffset>
-                </wp:positionV>
-                <wp:extent cx="1712518" cy="273685"/>
-                <wp:effectExtent l="0" t="0" r="0" b="0"/>
-                <wp:wrapNone/>
-                <wp:docPr id="28" name="Text Box 28"/>
-                <wp:cNvGraphicFramePr/>
-                <a:graphic xmlns:a="http://schemas.openxmlformats.org/drawingml/2006/main">
-                  <a:graphicData uri="http://schemas.microsoft.com/office/word/2010/wordprocessingShape">
-                    <wps:wsp>
-                      <wps:cNvSpPr txBox="1"/>
-                      <wps:spPr>
-                        <a:xfrm>
-                          <a:off x="0" y="0"/>
-                          <a:ext cx="1712518" cy="273685"/>
-                        </a:xfrm>
-                        <a:prstGeom prst="rect">
-                          <a:avLst/>
-                        </a:prstGeom>
-                        <a:noFill/>
-                        <a:ln w="6350">
-                          <a:noFill/>
-                        </a:ln>
-                      </wps:spPr>
-                      <wps:txbx>
-                        <w:txbxContent>
-                          <w:p>
-                            <w:pPr>
-                              <w:rPr>
-                                <w:color w:val="000000"/>
-                                <w:sz w:val="24"/>
-                                <w:szCs w:val="24"/>
-                                <w:lang w:val="vi-VN"/>
-                              </w:rPr>
-                            </w:pPr>
-                            <w:r>
-                              <w:rPr>
-                                <w:color w:val="000000"/>
-                                <w:sz w:val="24"/>
-                                <w:szCs w:val="24"/>
-                              </w:rPr>
-                              <w:t>+++</w:t>
-                            </w:r>
-                            <w:r>
-                              <w:rPr>
-                                <w:color w:val="000000"/>
-                                <w:sz w:val="24"/>
-                                <w:szCs w:val="24"/>
-                              </w:rPr>
-                              <w:t>sibling</w:t>
-                            </w:r>
-                            <w:r>
-                              <w:rPr>
-                                <w:color w:val="000000"/>
-                                <w:sz w:val="24"/>
-                                <w:szCs w:val="24"/>
-                                <w:lang w:val="vi-VN"/>
-                              </w:rPr>
-                              <w:t>2</w:t>
-                            </w:r>
-                            <w:r>
-                              <w:rPr>
-                                <w:color w:val="000000"/>
-                                <w:sz w:val="24"/>
-                                <w:szCs w:val="24"/>
-                              </w:rPr>
-                              <w:t>_</w:t>
-                            </w:r>
-                            <w:r>
-                              <w:rPr>
-                                <w:color w:val="000000"/>
-                                <w:sz w:val="24"/>
-                                <w:szCs w:val="24"/>
-                              </w:rPr>
-                              <w:t>name</w:t>
-                            </w:r>
-                            <w:r>
-                              <w:rPr>
-                                <w:color w:val="000000"/>
-                                <w:sz w:val="24"/>
-                                <w:szCs w:val="24"/>
-                                <w:lang w:val="vi-VN"/>
-                              </w:rPr>
-                              <w:t>+++</w:t>
-                            </w:r>
-                          </w:p>
-                          <w:p>
-                            <w:pPr>
-                              <w:rPr>
-                                <w:sz w:val="24"/>
-                                <w:szCs w:val="24"/>
-                                <w:lang w:val="vi-VN"/>
-                              </w:rPr>
-                            </w:pPr>
-                            <w:r>
-                              <w:rPr>
-                                <w:color w:val="000000"/>
-                                <w:lang w:val="vi-VN"/>
-                              </w:rPr>
-                              <w:t>+++</w:t>
-                            </w:r>
-                            <w:r>
-                              <w:rPr>
-                                <w:color w:val="000000"/>
-                              </w:rPr>
-                              <w:t xml:space="preserve"> +++</w:t>
-                            </w:r>
-                          </w:p>
-                        </w:txbxContent>
-                      </wps:txbx>
-                      <wps:bodyPr rot="0" spcFirstLastPara="0" vertOverflow="overflow" horzOverflow="overflow" vert="horz" wrap="square" lIns="91440" tIns="45720" rIns="91440" bIns="45720" numCol="1" spcCol="0" rtlCol="0" fromWordArt="0" anchor="t" anchorCtr="0" forceAA="0" compatLnSpc="1">
-                        <a:prstTxWarp prst="textNoShape">
-                          <a:avLst/>
-                        </a:prstTxWarp>
-                        <a:noAutofit/>
-                      </wps:bodyPr>
-                    </wps:wsp>
-                  </a:graphicData>
-                </a:graphic>
-                <wp14:sizeRelH relativeFrom="margin">
-                  <wp14:pctWidth>0</wp14:pctWidth>
-                </wp14:sizeRelH>
-                <wp14:sizeRelV relativeFrom="margin">
-                  <wp14:pctHeight>0</wp14:pctHeight>
-                </wp14:sizeRelV>
-              </wp:anchor>
-            </w:drawing>
-          </mc:Choice>
-          <mc:Fallback>
-            <w:pict>
-              <v:shape w14:anchorId="540CDC35" id="Text Box 28" o:spid="_x0000_s1054" type="#_x0000_t202" style="position:absolute;left:0;text-align:left;margin-left:167.15pt;margin-top:16.65pt;width:134.85pt;height:21.55pt;z-index:251758592;visibility:visible;mso-wrap-style:square;mso-width-percent:0;mso-height-percent:0;mso-wrap-distance-left:9pt;mso-wrap-distance-top:0;mso-wrap-distance-right:9pt;mso-wrap-distance-bottom:0;mso-position-horizontal:absolute;mso-position-horizontal-relative:text;mso-position-vertical:absolute;mso-position-vertical-relative:text;mso-width-percent:0;mso-height-percent:0;mso-width-relative:margin;mso-height-relative:margin;v-text-anchor:top" o:gfxdata="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" filled="f" stroked="f" strokeweight=".5pt">
-                <v:textbox>
-                  <w:txbxContent>
-                    <w:p>
-                      <w:pPr>
-                        <w:rPr>
-                          <w:color w:val="000000"/>
-                          <w:sz w:val="24"/>
-                          <w:szCs w:val="24"/>
-                          <w:lang w:val="vi-VN"/>
-                        </w:rPr>
-                      </w:pPr>
-                      <w:r>
-                        <w:rPr>
-                          <w:color w:val="000000"/>
-                          <w:sz w:val="24"/>
-                          <w:szCs w:val="24"/>
-                        </w:rPr>
-                        <w:t>+++</w:t>
-                      </w:r>
-                      <w:r>
-                        <w:rPr>
-                          <w:color w:val="000000"/>
-                          <w:sz w:val="24"/>
-                          <w:szCs w:val="24"/>
-                        </w:rPr>
-                        <w:t>sibling</w:t>
-                      </w:r>
-                      <w:r>
-                        <w:rPr>
-                          <w:color w:val="000000"/>
-                          <w:sz w:val="24"/>
-                          <w:szCs w:val="24"/>
-                          <w:lang w:val="vi-VN"/>
-                        </w:rPr>
-                        <w:t>2</w:t>
-                      </w:r>
-                      <w:r>
-                        <w:rPr>
-                          <w:color w:val="000000"/>
-                          <w:sz w:val="24"/>
-                          <w:szCs w:val="24"/>
-                        </w:rPr>
-                        <w:t>_</w:t>
-                      </w:r>
-                      <w:r>
-                        <w:rPr>
-                          <w:color w:val="000000"/>
-                          <w:sz w:val="24"/>
-                          <w:szCs w:val="24"/>
-                        </w:rPr>
-                        <w:t>name</w:t>
                       </w:r>
                       <w:r>
                         <w:rPr>
@@ -7558,7 +7582,248 @@
         <mc:AlternateContent>
           <mc:Choice Requires="wps">
             <w:drawing>
-              <wp:anchor distT="0" distB="0" distL="114300" distR="114300" simplePos="0" relativeHeight="251772928" behindDoc="0" locked="0" layoutInCell="1" allowOverlap="1" wp14:anchorId="3B4C691F" wp14:editId="3786095B">
+              <wp:anchor distT="0" distB="0" distL="114300" distR="114300" simplePos="0" relativeHeight="251768832" behindDoc="0" locked="0" layoutInCell="1" allowOverlap="1" wp14:anchorId="03BED5E2" wp14:editId="26D6546D">
+                <wp:simplePos x="0" y="0"/>
+                <wp:positionH relativeFrom="column">
+                  <wp:posOffset>2063750</wp:posOffset>
+                </wp:positionH>
+                <wp:positionV relativeFrom="paragraph">
+                  <wp:posOffset>219710</wp:posOffset>
+                </wp:positionV>
+                <wp:extent cx="2070100" cy="273685"/>
+                <wp:effectExtent l="0" t="0" r="0" b="0"/>
+                <wp:wrapNone/>
+                <wp:docPr id="33" name="Text Box 33"/>
+                <wp:cNvGraphicFramePr/>
+                <a:graphic xmlns:a="http://schemas.openxmlformats.org/drawingml/2006/main">
+                  <a:graphicData uri="http://schemas.microsoft.com/office/word/2010/wordprocessingShape">
+                    <wps:wsp>
+                      <wps:cNvSpPr txBox="1"/>
+                      <wps:spPr>
+                        <a:xfrm>
+                          <a:off x="0" y="0"/>
+                          <a:ext cx="2070100" cy="273685"/>
+                        </a:xfrm>
+                        <a:prstGeom prst="rect">
+                          <a:avLst/>
+                        </a:prstGeom>
+                        <a:noFill/>
+                        <a:ln w="6350">
+                          <a:noFill/>
+                        </a:ln>
+                      </wps:spPr>
+                      <wps:txbx>
+                        <w:txbxContent>
+                          <w:p>
+                            <w:pPr>
+                              <w:rPr>
+                                <w:color w:val="000000"/>
+                                <w:sz w:val="24"/>
+                                <w:szCs w:val="24"/>
+                                <w:lang w:val="vi-VN"/>
+                              </w:rPr>
+                            </w:pPr>
+                            <w:r>
+                              <w:rPr>
+                                <w:color w:val="000000"/>
+                                <w:sz w:val="24"/>
+                                <w:szCs w:val="24"/>
+                              </w:rPr>
+                              <w:t>+++</w:t>
+                            </w:r>
+                            <w:r>
+                              <w:rPr>
+                                <w:color w:val="000000"/>
+                                <w:sz w:val="24"/>
+                                <w:szCs w:val="24"/>
+                              </w:rPr>
+                              <w:t>sibling</w:t>
+                            </w:r>
+                            <w:r>
+                              <w:rPr>
+                                <w:color w:val="000000"/>
+                                <w:sz w:val="24"/>
+                                <w:szCs w:val="24"/>
+                                <w:lang w:val="vi-VN"/>
+                              </w:rPr>
+                              <w:t>3</w:t>
+                            </w:r>
+                            <w:r>
+                              <w:rPr>
+                                <w:color w:val="000000"/>
+                                <w:sz w:val="24"/>
+                                <w:szCs w:val="24"/>
+                              </w:rPr>
+                              <w:t>_</w:t>
+                            </w:r>
+                            <w:r>
+                              <w:rPr>
+                                <w:color w:val="000000"/>
+                                <w:sz w:val="24"/>
+                                <w:szCs w:val="24"/>
+                              </w:rPr>
+                              <w:t>name</w:t>
+                            </w:r>
+                            <w:r>
+                              <w:rPr>
+                                <w:color w:val="000000"/>
+                                <w:sz w:val="24"/>
+                                <w:szCs w:val="24"/>
+                                <w:lang w:val="vi-VN"/>
+                              </w:rPr>
+                              <w:t>+++</w:t>
+                            </w:r>
+                          </w:p>
+                          <w:p>
+                            <w:pPr>
+                              <w:rPr>
+                                <w:sz w:val="24"/>
+                                <w:szCs w:val="24"/>
+                                <w:lang w:val="vi-VN"/>
+                              </w:rPr>
+                            </w:pPr>
+                            <w:r>
+                              <w:rPr>
+                                <w:color w:val="000000"/>
+                                <w:lang w:val="vi-VN"/>
+                              </w:rPr>
+                              <w:t>+++</w:t>
+                            </w:r>
+                            <w:r>
+                              <w:rPr>
+                                <w:color w:val="000000"/>
+                              </w:rPr>
+                              <w:t xml:space="preserve"> +++</w:t>
+                            </w:r>
+                          </w:p>
+                        </w:txbxContent>
+                      </wps:txbx>
+                      <wps:bodyPr rot="0" spcFirstLastPara="0" vertOverflow="overflow" horzOverflow="overflow" vert="horz" wrap="square" lIns="91440" tIns="45720" rIns="91440" bIns="45720" numCol="1" spcCol="0" rtlCol="0" fromWordArt="0" anchor="t" anchorCtr="0" forceAA="0" compatLnSpc="1">
+                        <a:prstTxWarp prst="textNoShape">
+                          <a:avLst/>
+                        </a:prstTxWarp>
+                        <a:noAutofit/>
+                      </wps:bodyPr>
+                    </wps:wsp>
+                  </a:graphicData>
+                </a:graphic>
+                <wp14:sizeRelH relativeFrom="margin">
+                  <wp14:pctWidth>0</wp14:pctWidth>
+                </wp14:sizeRelH>
+                <wp14:sizeRelV relativeFrom="margin">
+                  <wp14:pctHeight>0</wp14:pctHeight>
+                </wp14:sizeRelV>
+              </wp:anchor>
+            </w:drawing>
+          </mc:Choice>
+          <mc:Fallback>
+            <w:pict>
+              <v:shape w14:anchorId="03BED5E2" id="Text Box 33" o:spid="_x0000_s1056" type="#_x0000_t202" style="position:absolute;left:0;text-align:left;margin-left:162.5pt;margin-top:17.3pt;width:163pt;height:21.55pt;z-index:251768832;visibility:visible;mso-wrap-style:square;mso-width-percent:0;mso-height-percent:0;mso-wrap-distance-left:9pt;mso-wrap-distance-top:0;mso-wrap-distance-right:9pt;mso-wrap-distance-bottom:0;mso-position-horizontal:absolute;mso-position-horizontal-relative:text;mso-position-vertical:absolute;mso-position-vertical-relative:text;mso-width-percent:0;mso-height-percent:0;mso-width-relative:margin;mso-height-relative:margin;v-text-anchor:top" o:gfxdata="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" filled="f" stroked="f" strokeweight=".5pt">
+                <v:textbox>
+                  <w:txbxContent>
+                    <w:p>
+                      <w:pPr>
+                        <w:rPr>
+                          <w:color w:val="000000"/>
+                          <w:sz w:val="24"/>
+                          <w:szCs w:val="24"/>
+                          <w:lang w:val="vi-VN"/>
+                        </w:rPr>
+                      </w:pPr>
+                      <w:r>
+                        <w:rPr>
+                          <w:color w:val="000000"/>
+                          <w:sz w:val="24"/>
+                          <w:szCs w:val="24"/>
+                        </w:rPr>
+                        <w:t>+++</w:t>
+                      </w:r>
+                      <w:r>
+                        <w:rPr>
+                          <w:color w:val="000000"/>
+                          <w:sz w:val="24"/>
+                          <w:szCs w:val="24"/>
+                        </w:rPr>
+                        <w:t>sibling</w:t>
+                      </w:r>
+                      <w:r>
+                        <w:rPr>
+                          <w:color w:val="000000"/>
+                          <w:sz w:val="24"/>
+                          <w:szCs w:val="24"/>
+                          <w:lang w:val="vi-VN"/>
+                        </w:rPr>
+                        <w:t>3</w:t>
+                      </w:r>
+                      <w:r>
+                        <w:rPr>
+                          <w:color w:val="000000"/>
+                          <w:sz w:val="24"/>
+                          <w:szCs w:val="24"/>
+                        </w:rPr>
+                        <w:t>_</w:t>
+                      </w:r>
+                      <w:r>
+                        <w:rPr>
+                          <w:color w:val="000000"/>
+                          <w:sz w:val="24"/>
+                          <w:szCs w:val="24"/>
+                        </w:rPr>
+                        <w:t>name</w:t>
+                      </w:r>
+                      <w:r>
+                        <w:rPr>
+                          <w:color w:val="000000"/>
+                          <w:sz w:val="24"/>
+                          <w:szCs w:val="24"/>
+                          <w:lang w:val="vi-VN"/>
+                        </w:rPr>
+                        <w:t>+++</w:t>
+                      </w:r>
+                    </w:p>
+                    <w:p>
+                      <w:pPr>
+                        <w:rPr>
+                          <w:sz w:val="24"/>
+                          <w:szCs w:val="24"/>
+                          <w:lang w:val="vi-VN"/>
+                        </w:rPr>
+                      </w:pPr>
+                      <w:r>
+                        <w:rPr>
+                          <w:color w:val="000000"/>
+                          <w:lang w:val="vi-VN"/>
+                        </w:rPr>
+                        <w:t>+++</w:t>
+                      </w:r>
+                      <w:r>
+                        <w:rPr>
+                          <w:color w:val="000000"/>
+                        </w:rPr>
+                        <w:t xml:space="preserve"> +++</w:t>
+                      </w:r>
+                    </w:p>
+                  </w:txbxContent>
+                </v:textbox>
+              </v:shape>
+            </w:pict>
+          </mc:Fallback>
+        </mc:AlternateContent>
+      </w:r>
+      <w:r>
+        <w:rPr>
+          <w:b/>
+          <w:bCs/>
+          <w:noProof/>
+          <w:color w:val="000000"/>
+          <w:sz w:val="24"/>
+          <w:szCs w:val="24"/>
+          <w:lang w:val="vi-VN" w:eastAsia="vi-VN"/>
+        </w:rPr>
+        <mc:AlternateContent>
+          <mc:Choice Requires="wps">
+            <w:drawing>
+              <wp:anchor distT="0" distB="0" distL="114300" distR="114300" simplePos="0" relativeHeight="251772928" behindDoc="0" locked="0" layoutInCell="1" allowOverlap="1" wp14:anchorId="3B4C691F" wp14:editId="18FC9712">
                 <wp:simplePos x="0" y="0"/>
                 <wp:positionH relativeFrom="column">
                   <wp:posOffset>4750006</wp:posOffset>
@@ -7695,7 +7960,7 @@
           </mc:Choice>
           <mc:Fallback>
             <w:pict>
-              <v:shape w14:anchorId="3B4C691F" id="Text Box 35" o:spid="_x0000_s1056" type="#_x0000_t202" style="position:absolute;left:0;text-align:left;margin-left:374pt;margin-top:16.6pt;width:134.85pt;height:21.55pt;z-index:251772928;visibility:visible;mso-wrap-style:square;mso-width-percent:0;mso-height-percent:0;mso-wrap-distance-left:9pt;mso-wrap-distance-top:0;mso-wrap-distance-right:9pt;mso-wrap-distance-bottom:0;mso-position-horizontal:absolute;mso-position-horizontal-relative:text;mso-position-vertical:absolute;mso-position-vertical-relative:text;mso-width-percent:0;mso-height-percent:0;mso-width-relative:margin;mso-height-relative:margin;v-text-anchor:top" o:gfxdata="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" filled="f" stroked="f" strokeweight=".5pt">
+              <v:shape w14:anchorId="3B4C691F" id="Text Box 35" o:spid="_x0000_s1057" type="#_x0000_t202" style="position:absolute;left:0;text-align:left;margin-left:374pt;margin-top:16.6pt;width:134.85pt;height:21.55pt;z-index:251772928;visibility:visible;mso-wrap-style:square;mso-width-percent:0;mso-height-percent:0;mso-wrap-distance-left:9pt;mso-wrap-distance-top:0;mso-wrap-distance-right:9pt;mso-wrap-distance-bottom:0;mso-position-horizontal:absolute;mso-position-horizontal-relative:text;mso-position-vertical:absolute;mso-position-vertical-relative:text;mso-width-percent:0;mso-height-percent:0;mso-width-relative:margin;mso-height-relative:margin;v-text-anchor:top" o:gfxdata="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" filled="f" stroked="f" strokeweight=".5pt">
                 <v:textbox>
                   <w:txbxContent>
                     <w:p>
@@ -7790,247 +8055,6 @@
       </w:r>
       <w:r>
         <w:rPr>
-          <w:b/>
-          <w:bCs/>
-          <w:noProof/>
-          <w:color w:val="000000"/>
-          <w:sz w:val="24"/>
-          <w:szCs w:val="24"/>
-          <w:lang w:val="vi-VN" w:eastAsia="vi-VN"/>
-        </w:rPr>
-        <mc:AlternateContent>
-          <mc:Choice Requires="wps">
-            <w:drawing>
-              <wp:anchor distT="0" distB="0" distL="114300" distR="114300" simplePos="0" relativeHeight="251768832" behindDoc="0" locked="0" layoutInCell="1" allowOverlap="1" wp14:anchorId="03BED5E2" wp14:editId="30325360">
-                <wp:simplePos x="0" y="0"/>
-                <wp:positionH relativeFrom="column">
-                  <wp:posOffset>2061210</wp:posOffset>
-                </wp:positionH>
-                <wp:positionV relativeFrom="paragraph">
-                  <wp:posOffset>218646</wp:posOffset>
-                </wp:positionV>
-                <wp:extent cx="1712518" cy="273685"/>
-                <wp:effectExtent l="0" t="0" r="0" b="0"/>
-                <wp:wrapNone/>
-                <wp:docPr id="33" name="Text Box 33"/>
-                <wp:cNvGraphicFramePr/>
-                <a:graphic xmlns:a="http://schemas.openxmlformats.org/drawingml/2006/main">
-                  <a:graphicData uri="http://schemas.microsoft.com/office/word/2010/wordprocessingShape">
-                    <wps:wsp>
-                      <wps:cNvSpPr txBox="1"/>
-                      <wps:spPr>
-                        <a:xfrm>
-                          <a:off x="0" y="0"/>
-                          <a:ext cx="1712518" cy="273685"/>
-                        </a:xfrm>
-                        <a:prstGeom prst="rect">
-                          <a:avLst/>
-                        </a:prstGeom>
-                        <a:noFill/>
-                        <a:ln w="6350">
-                          <a:noFill/>
-                        </a:ln>
-                      </wps:spPr>
-                      <wps:txbx>
-                        <w:txbxContent>
-                          <w:p>
-                            <w:pPr>
-                              <w:rPr>
-                                <w:color w:val="000000"/>
-                                <w:sz w:val="24"/>
-                                <w:szCs w:val="24"/>
-                                <w:lang w:val="vi-VN"/>
-                              </w:rPr>
-                            </w:pPr>
-                            <w:r>
-                              <w:rPr>
-                                <w:color w:val="000000"/>
-                                <w:sz w:val="24"/>
-                                <w:szCs w:val="24"/>
-                              </w:rPr>
-                              <w:t>+++</w:t>
-                            </w:r>
-                            <w:r>
-                              <w:rPr>
-                                <w:color w:val="000000"/>
-                                <w:sz w:val="24"/>
-                                <w:szCs w:val="24"/>
-                              </w:rPr>
-                              <w:t>sibling</w:t>
-                            </w:r>
-                            <w:r>
-                              <w:rPr>
-                                <w:color w:val="000000"/>
-                                <w:sz w:val="24"/>
-                                <w:szCs w:val="24"/>
-                                <w:lang w:val="vi-VN"/>
-                              </w:rPr>
-                              <w:t>3</w:t>
-                            </w:r>
-                            <w:r>
-                              <w:rPr>
-                                <w:color w:val="000000"/>
-                                <w:sz w:val="24"/>
-                                <w:szCs w:val="24"/>
-                              </w:rPr>
-                              <w:t>_</w:t>
-                            </w:r>
-                            <w:r>
-                              <w:rPr>
-                                <w:color w:val="000000"/>
-                                <w:sz w:val="24"/>
-                                <w:szCs w:val="24"/>
-                              </w:rPr>
-                              <w:t>name</w:t>
-                            </w:r>
-                            <w:r>
-                              <w:rPr>
-                                <w:color w:val="000000"/>
-                                <w:sz w:val="24"/>
-                                <w:szCs w:val="24"/>
-                                <w:lang w:val="vi-VN"/>
-                              </w:rPr>
-                              <w:t>+++</w:t>
-                            </w:r>
-                          </w:p>
-                          <w:p>
-                            <w:pPr>
-                              <w:rPr>
-                                <w:sz w:val="24"/>
-                                <w:szCs w:val="24"/>
-                                <w:lang w:val="vi-VN"/>
-                              </w:rPr>
-                            </w:pPr>
-                            <w:r>
-                              <w:rPr>
-                                <w:color w:val="000000"/>
-                                <w:lang w:val="vi-VN"/>
-                              </w:rPr>
-                              <w:t>+++</w:t>
-                            </w:r>
-                            <w:r>
-                              <w:rPr>
-                                <w:color w:val="000000"/>
-                              </w:rPr>
-                              <w:t xml:space="preserve"> +++</w:t>
-                            </w:r>
-                          </w:p>
-                        </w:txbxContent>
-                      </wps:txbx>
-                      <wps:bodyPr rot="0" spcFirstLastPara="0" vertOverflow="overflow" horzOverflow="overflow" vert="horz" wrap="square" lIns="91440" tIns="45720" rIns="91440" bIns="45720" numCol="1" spcCol="0" rtlCol="0" fromWordArt="0" anchor="t" anchorCtr="0" forceAA="0" compatLnSpc="1">
-                        <a:prstTxWarp prst="textNoShape">
-                          <a:avLst/>
-                        </a:prstTxWarp>
-                        <a:noAutofit/>
-                      </wps:bodyPr>
-                    </wps:wsp>
-                  </a:graphicData>
-                </a:graphic>
-                <wp14:sizeRelH relativeFrom="margin">
-                  <wp14:pctWidth>0</wp14:pctWidth>
-                </wp14:sizeRelH>
-                <wp14:sizeRelV relativeFrom="margin">
-                  <wp14:pctHeight>0</wp14:pctHeight>
-                </wp14:sizeRelV>
-              </wp:anchor>
-            </w:drawing>
-          </mc:Choice>
-          <mc:Fallback>
-            <w:pict>
-              <v:shape w14:anchorId="03BED5E2" id="Text Box 33" o:spid="_x0000_s1057" type="#_x0000_t202" style="position:absolute;left:0;text-align:left;margin-left:162.3pt;margin-top:17.2pt;width:134.85pt;height:21.55pt;z-index:251768832;visibility:visible;mso-wrap-style:square;mso-width-percent:0;mso-height-percent:0;mso-wrap-distance-left:9pt;mso-wrap-distance-top:0;mso-wrap-distance-right:9pt;mso-wrap-distance-bottom:0;mso-position-horizontal:absolute;mso-position-horizontal-relative:text;mso-position-vertical:absolute;mso-position-vertical-relative:text;mso-width-percent:0;mso-height-percent:0;mso-width-relative:margin;mso-height-relative:margin;v-text-anchor:top" o:gfxdata="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" filled="f" stroked="f" strokeweight=".5pt">
-                <v:textbox>
-                  <w:txbxContent>
-                    <w:p>
-                      <w:pPr>
-                        <w:rPr>
-                          <w:color w:val="000000"/>
-                          <w:sz w:val="24"/>
-                          <w:szCs w:val="24"/>
-                          <w:lang w:val="vi-VN"/>
-                        </w:rPr>
-                      </w:pPr>
-                      <w:r>
-                        <w:rPr>
-                          <w:color w:val="000000"/>
-                          <w:sz w:val="24"/>
-                          <w:szCs w:val="24"/>
-                        </w:rPr>
-                        <w:t>+++</w:t>
-                      </w:r>
-                      <w:r>
-                        <w:rPr>
-                          <w:color w:val="000000"/>
-                          <w:sz w:val="24"/>
-                          <w:szCs w:val="24"/>
-                        </w:rPr>
-                        <w:t>sibling</w:t>
-                      </w:r>
-                      <w:r>
-                        <w:rPr>
-                          <w:color w:val="000000"/>
-                          <w:sz w:val="24"/>
-                          <w:szCs w:val="24"/>
-                          <w:lang w:val="vi-VN"/>
-                        </w:rPr>
-                        <w:t>3</w:t>
-                      </w:r>
-                      <w:r>
-                        <w:rPr>
-                          <w:color w:val="000000"/>
-                          <w:sz w:val="24"/>
-                          <w:szCs w:val="24"/>
-                        </w:rPr>
-                        <w:t>_</w:t>
-                      </w:r>
-                      <w:r>
-                        <w:rPr>
-                          <w:color w:val="000000"/>
-                          <w:sz w:val="24"/>
-                          <w:szCs w:val="24"/>
-                        </w:rPr>
-                        <w:t>name</w:t>
-                      </w:r>
-                      <w:r>
-                        <w:rPr>
-                          <w:color w:val="000000"/>
-                          <w:sz w:val="24"/>
-                          <w:szCs w:val="24"/>
-                          <w:lang w:val="vi-VN"/>
-                        </w:rPr>
-                        <w:t>+++</w:t>
-                      </w:r>
-                    </w:p>
-                    <w:p>
-                      <w:pPr>
-                        <w:rPr>
-                          <w:sz w:val="24"/>
-                          <w:szCs w:val="24"/>
-                          <w:lang w:val="vi-VN"/>
-                        </w:rPr>
-                      </w:pPr>
-                      <w:r>
-                        <w:rPr>
-                          <w:color w:val="000000"/>
-                          <w:lang w:val="vi-VN"/>
-                        </w:rPr>
-                        <w:t>+++</w:t>
-                      </w:r>
-                      <w:r>
-                        <w:rPr>
-                          <w:color w:val="000000"/>
-                        </w:rPr>
-                        <w:t xml:space="preserve"> +++</w:t>
-                      </w:r>
-                    </w:p>
-                  </w:txbxContent>
-                </v:textbox>
-              </v:shape>
-            </w:pict>
-          </mc:Fallback>
-        </mc:AlternateContent>
-      </w:r>
-      <w:r>
-        <w:rPr>
           <w:color w:val="000000"/>
           <w:sz w:val="24"/>
           <w:szCs w:val="24"/>
@@ -8054,6 +8078,8 @@
         </w:rPr>
         <w:t>............</w:t>
       </w:r>
+      <w:bookmarkStart w:id="0" w:name="_GoBack"/>
+      <w:bookmarkEnd w:id="0"/>
     </w:p>
     <w:p>
       <w:pPr>
@@ -8448,17 +8474,7 @@
           <w:sz w:val="24"/>
           <w:szCs w:val="24"/>
         </w:rPr>
-        <w:t>…………………………………………………</w:t>
-      </w:r>
-      <w:bookmarkStart w:id="0" w:name="_GoBack"/>
-      <w:bookmarkEnd w:id="0"/>
-      <w:r>
-        <w:rPr>
-          <w:color w:val="000000"/>
-          <w:sz w:val="24"/>
-          <w:szCs w:val="24"/>
-        </w:rPr>
-        <w:t>…………………</w:t>
+        <w:t>……………………………………………………………………</w:t>
       </w:r>
       <w:r>
         <w:rPr>
@@ -8499,7 +8515,248 @@
         <mc:AlternateContent>
           <mc:Choice Requires="wps">
             <w:drawing>
-              <wp:anchor distT="0" distB="0" distL="114300" distR="114300" simplePos="0" relativeHeight="251774976" behindDoc="0" locked="0" layoutInCell="1" allowOverlap="1" wp14:anchorId="39EDF061" wp14:editId="25BC0C7E">
+              <wp:anchor distT="0" distB="0" distL="114300" distR="114300" simplePos="0" relativeHeight="251770880" behindDoc="0" locked="0" layoutInCell="1" allowOverlap="1" wp14:anchorId="7BA4F198" wp14:editId="0A6C65F6">
+                <wp:simplePos x="0" y="0"/>
+                <wp:positionH relativeFrom="column">
+                  <wp:posOffset>2114550</wp:posOffset>
+                </wp:positionH>
+                <wp:positionV relativeFrom="paragraph">
+                  <wp:posOffset>-78740</wp:posOffset>
+                </wp:positionV>
+                <wp:extent cx="2254250" cy="273685"/>
+                <wp:effectExtent l="0" t="0" r="0" b="0"/>
+                <wp:wrapNone/>
+                <wp:docPr id="34" name="Text Box 34"/>
+                <wp:cNvGraphicFramePr/>
+                <a:graphic xmlns:a="http://schemas.openxmlformats.org/drawingml/2006/main">
+                  <a:graphicData uri="http://schemas.microsoft.com/office/word/2010/wordprocessingShape">
+                    <wps:wsp>
+                      <wps:cNvSpPr txBox="1"/>
+                      <wps:spPr>
+                        <a:xfrm>
+                          <a:off x="0" y="0"/>
+                          <a:ext cx="2254250" cy="273685"/>
+                        </a:xfrm>
+                        <a:prstGeom prst="rect">
+                          <a:avLst/>
+                        </a:prstGeom>
+                        <a:noFill/>
+                        <a:ln w="6350">
+                          <a:noFill/>
+                        </a:ln>
+                      </wps:spPr>
+                      <wps:txbx>
+                        <w:txbxContent>
+                          <w:p>
+                            <w:pPr>
+                              <w:rPr>
+                                <w:color w:val="000000"/>
+                                <w:sz w:val="24"/>
+                                <w:szCs w:val="24"/>
+                                <w:lang w:val="vi-VN"/>
+                              </w:rPr>
+                            </w:pPr>
+                            <w:r>
+                              <w:rPr>
+                                <w:color w:val="000000"/>
+                                <w:sz w:val="24"/>
+                                <w:szCs w:val="24"/>
+                              </w:rPr>
+                              <w:t>+++</w:t>
+                            </w:r>
+                            <w:r>
+                              <w:rPr>
+                                <w:color w:val="000000"/>
+                                <w:sz w:val="24"/>
+                                <w:szCs w:val="24"/>
+                              </w:rPr>
+                              <w:t>sibling</w:t>
+                            </w:r>
+                            <w:r>
+                              <w:rPr>
+                                <w:color w:val="000000"/>
+                                <w:sz w:val="24"/>
+                                <w:szCs w:val="24"/>
+                                <w:lang w:val="vi-VN"/>
+                              </w:rPr>
+                              <w:t>4</w:t>
+                            </w:r>
+                            <w:r>
+                              <w:rPr>
+                                <w:color w:val="000000"/>
+                                <w:sz w:val="24"/>
+                                <w:szCs w:val="24"/>
+                              </w:rPr>
+                              <w:t>_</w:t>
+                            </w:r>
+                            <w:r>
+                              <w:rPr>
+                                <w:color w:val="000000"/>
+                                <w:sz w:val="24"/>
+                                <w:szCs w:val="24"/>
+                              </w:rPr>
+                              <w:t>name</w:t>
+                            </w:r>
+                            <w:r>
+                              <w:rPr>
+                                <w:color w:val="000000"/>
+                                <w:sz w:val="24"/>
+                                <w:szCs w:val="24"/>
+                                <w:lang w:val="vi-VN"/>
+                              </w:rPr>
+                              <w:t>+++</w:t>
+                            </w:r>
+                          </w:p>
+                          <w:p>
+                            <w:pPr>
+                              <w:rPr>
+                                <w:sz w:val="24"/>
+                                <w:szCs w:val="24"/>
+                                <w:lang w:val="vi-VN"/>
+                              </w:rPr>
+                            </w:pPr>
+                            <w:r>
+                              <w:rPr>
+                                <w:color w:val="000000"/>
+                                <w:lang w:val="vi-VN"/>
+                              </w:rPr>
+                              <w:t>+++</w:t>
+                            </w:r>
+                            <w:r>
+                              <w:rPr>
+                                <w:color w:val="000000"/>
+                              </w:rPr>
+                              <w:t xml:space="preserve"> +++</w:t>
+                            </w:r>
+                          </w:p>
+                        </w:txbxContent>
+                      </wps:txbx>
+                      <wps:bodyPr rot="0" spcFirstLastPara="0" vertOverflow="overflow" horzOverflow="overflow" vert="horz" wrap="square" lIns="91440" tIns="45720" rIns="91440" bIns="45720" numCol="1" spcCol="0" rtlCol="0" fromWordArt="0" anchor="t" anchorCtr="0" forceAA="0" compatLnSpc="1">
+                        <a:prstTxWarp prst="textNoShape">
+                          <a:avLst/>
+                        </a:prstTxWarp>
+                        <a:noAutofit/>
+                      </wps:bodyPr>
+                    </wps:wsp>
+                  </a:graphicData>
+                </a:graphic>
+                <wp14:sizeRelH relativeFrom="margin">
+                  <wp14:pctWidth>0</wp14:pctWidth>
+                </wp14:sizeRelH>
+                <wp14:sizeRelV relativeFrom="margin">
+                  <wp14:pctHeight>0</wp14:pctHeight>
+                </wp14:sizeRelV>
+              </wp:anchor>
+            </w:drawing>
+          </mc:Choice>
+          <mc:Fallback>
+            <w:pict>
+              <v:shape w14:anchorId="7BA4F198" id="Text Box 34" o:spid="_x0000_s1059" type="#_x0000_t202" style="position:absolute;left:0;text-align:left;margin-left:166.5pt;margin-top:-6.2pt;width:177.5pt;height:21.55pt;z-index:251770880;visibility:visible;mso-wrap-style:square;mso-width-percent:0;mso-height-percent:0;mso-wrap-distance-left:9pt;mso-wrap-distance-top:0;mso-wrap-distance-right:9pt;mso-wrap-distance-bottom:0;mso-position-horizontal:absolute;mso-position-horizontal-relative:text;mso-position-vertical:absolute;mso-position-vertical-relative:text;mso-width-percent:0;mso-height-percent:0;mso-width-relative:margin;mso-height-relative:margin;v-text-anchor:top" o:gfxdata="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" filled="f" stroked="f" strokeweight=".5pt">
+                <v:textbox>
+                  <w:txbxContent>
+                    <w:p>
+                      <w:pPr>
+                        <w:rPr>
+                          <w:color w:val="000000"/>
+                          <w:sz w:val="24"/>
+                          <w:szCs w:val="24"/>
+                          <w:lang w:val="vi-VN"/>
+                        </w:rPr>
+                      </w:pPr>
+                      <w:r>
+                        <w:rPr>
+                          <w:color w:val="000000"/>
+                          <w:sz w:val="24"/>
+                          <w:szCs w:val="24"/>
+                        </w:rPr>
+                        <w:t>+++</w:t>
+                      </w:r>
+                      <w:r>
+                        <w:rPr>
+                          <w:color w:val="000000"/>
+                          <w:sz w:val="24"/>
+                          <w:szCs w:val="24"/>
+                        </w:rPr>
+                        <w:t>sibling</w:t>
+                      </w:r>
+                      <w:r>
+                        <w:rPr>
+                          <w:color w:val="000000"/>
+                          <w:sz w:val="24"/>
+                          <w:szCs w:val="24"/>
+                          <w:lang w:val="vi-VN"/>
+                        </w:rPr>
+                        <w:t>4</w:t>
+                      </w:r>
+                      <w:r>
+                        <w:rPr>
+                          <w:color w:val="000000"/>
+                          <w:sz w:val="24"/>
+                          <w:szCs w:val="24"/>
+                        </w:rPr>
+                        <w:t>_</w:t>
+                      </w:r>
+                      <w:r>
+                        <w:rPr>
+                          <w:color w:val="000000"/>
+                          <w:sz w:val="24"/>
+                          <w:szCs w:val="24"/>
+                        </w:rPr>
+                        <w:t>name</w:t>
+                      </w:r>
+                      <w:r>
+                        <w:rPr>
+                          <w:color w:val="000000"/>
+                          <w:sz w:val="24"/>
+                          <w:szCs w:val="24"/>
+                          <w:lang w:val="vi-VN"/>
+                        </w:rPr>
+                        <w:t>+++</w:t>
+                      </w:r>
+                    </w:p>
+                    <w:p>
+                      <w:pPr>
+                        <w:rPr>
+                          <w:sz w:val="24"/>
+                          <w:szCs w:val="24"/>
+                          <w:lang w:val="vi-VN"/>
+                        </w:rPr>
+                      </w:pPr>
+                      <w:r>
+                        <w:rPr>
+                          <w:color w:val="000000"/>
+                          <w:lang w:val="vi-VN"/>
+                        </w:rPr>
+                        <w:t>+++</w:t>
+                      </w:r>
+                      <w:r>
+                        <w:rPr>
+                          <w:color w:val="000000"/>
+                        </w:rPr>
+                        <w:t xml:space="preserve"> +++</w:t>
+                      </w:r>
+                    </w:p>
+                  </w:txbxContent>
+                </v:textbox>
+              </v:shape>
+            </w:pict>
+          </mc:Fallback>
+        </mc:AlternateContent>
+      </w:r>
+      <w:r>
+        <w:rPr>
+          <w:b/>
+          <w:bCs/>
+          <w:noProof/>
+          <w:color w:val="000000"/>
+          <w:sz w:val="24"/>
+          <w:szCs w:val="24"/>
+          <w:lang w:val="vi-VN" w:eastAsia="vi-VN"/>
+        </w:rPr>
+        <mc:AlternateContent>
+          <mc:Choice Requires="wps">
+            <w:drawing>
+              <wp:anchor distT="0" distB="0" distL="114300" distR="114300" simplePos="0" relativeHeight="251774976" behindDoc="0" locked="0" layoutInCell="1" allowOverlap="1" wp14:anchorId="39EDF061" wp14:editId="7090DA2F">
                 <wp:simplePos x="0" y="0"/>
                 <wp:positionH relativeFrom="column">
                   <wp:posOffset>4951730</wp:posOffset>
@@ -8636,7 +8893,7 @@
           </mc:Choice>
           <mc:Fallback>
             <w:pict>
-              <v:shape w14:anchorId="39EDF061" id="Text Box 36" o:spid="_x0000_s1059" type="#_x0000_t202" style="position:absolute;left:0;text-align:left;margin-left:389.9pt;margin-top:-6.3pt;width:134.85pt;height:21.55pt;z-index:251774976;visibility:visible;mso-wrap-style:square;mso-width-percent:0;mso-height-percent:0;mso-wrap-distance-left:9pt;mso-wrap-distance-top:0;mso-wrap-distance-right:9pt;mso-wrap-distance-bottom:0;mso-position-horizontal:absolute;mso-position-horizontal-relative:text;mso-position-vertical:absolute;mso-position-vertical-relative:text;mso-width-percent:0;mso-height-percent:0;mso-width-relative:margin;mso-height-relative:margin;v-text-anchor:top" o:gfxdata="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" filled="f" stroked="f" strokeweight=".5pt">
+              <v:shape w14:anchorId="39EDF061" id="Text Box 36" o:spid="_x0000_s1060" type="#_x0000_t202" style="position:absolute;left:0;text-align:left;margin-left:389.9pt;margin-top:-6.3pt;width:134.85pt;height:21.55pt;z-index:251774976;visibility:visible;mso-wrap-style:square;mso-width-percent:0;mso-height-percent:0;mso-wrap-distance-left:9pt;mso-wrap-distance-top:0;mso-wrap-distance-right:9pt;mso-wrap-distance-bottom:0;mso-position-horizontal:absolute;mso-position-horizontal-relative:text;mso-position-vertical:absolute;mso-position-vertical-relative:text;mso-width-percent:0;mso-height-percent:0;mso-width-relative:margin;mso-height-relative:margin;v-text-anchor:top" o:gfxdata="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" filled="f" stroked="f" strokeweight=".5pt">
                 <v:textbox>
                   <w:txbxContent>
                     <w:p>
@@ -8689,247 +8946,6 @@
                           <w:lang w:val="vi-VN"/>
                         </w:rPr>
                         <w:t>yob</w:t>
-                      </w:r>
-                      <w:r>
-                        <w:rPr>
-                          <w:color w:val="000000"/>
-                          <w:sz w:val="24"/>
-                          <w:szCs w:val="24"/>
-                          <w:lang w:val="vi-VN"/>
-                        </w:rPr>
-                        <w:t>+++</w:t>
-                      </w:r>
-                    </w:p>
-                    <w:p>
-                      <w:pPr>
-                        <w:rPr>
-                          <w:sz w:val="24"/>
-                          <w:szCs w:val="24"/>
-                          <w:lang w:val="vi-VN"/>
-                        </w:rPr>
-                      </w:pPr>
-                      <w:r>
-                        <w:rPr>
-                          <w:color w:val="000000"/>
-                          <w:lang w:val="vi-VN"/>
-                        </w:rPr>
-                        <w:t>+++</w:t>
-                      </w:r>
-                      <w:r>
-                        <w:rPr>
-                          <w:color w:val="000000"/>
-                        </w:rPr>
-                        <w:t xml:space="preserve"> +++</w:t>
-                      </w:r>
-                    </w:p>
-                  </w:txbxContent>
-                </v:textbox>
-              </v:shape>
-            </w:pict>
-          </mc:Fallback>
-        </mc:AlternateContent>
-      </w:r>
-      <w:r>
-        <w:rPr>
-          <w:b/>
-          <w:bCs/>
-          <w:noProof/>
-          <w:color w:val="000000"/>
-          <w:sz w:val="24"/>
-          <w:szCs w:val="24"/>
-          <w:lang w:val="vi-VN" w:eastAsia="vi-VN"/>
-        </w:rPr>
-        <mc:AlternateContent>
-          <mc:Choice Requires="wps">
-            <w:drawing>
-              <wp:anchor distT="0" distB="0" distL="114300" distR="114300" simplePos="0" relativeHeight="251770880" behindDoc="0" locked="0" layoutInCell="1" allowOverlap="1" wp14:anchorId="7BA4F198" wp14:editId="7ED700AC">
-                <wp:simplePos x="0" y="0"/>
-                <wp:positionH relativeFrom="column">
-                  <wp:posOffset>2116249</wp:posOffset>
-                </wp:positionH>
-                <wp:positionV relativeFrom="paragraph">
-                  <wp:posOffset>-81280</wp:posOffset>
-                </wp:positionV>
-                <wp:extent cx="1712518" cy="273685"/>
-                <wp:effectExtent l="0" t="0" r="0" b="0"/>
-                <wp:wrapNone/>
-                <wp:docPr id="34" name="Text Box 34"/>
-                <wp:cNvGraphicFramePr/>
-                <a:graphic xmlns:a="http://schemas.openxmlformats.org/drawingml/2006/main">
-                  <a:graphicData uri="http://schemas.microsoft.com/office/word/2010/wordprocessingShape">
-                    <wps:wsp>
-                      <wps:cNvSpPr txBox="1"/>
-                      <wps:spPr>
-                        <a:xfrm>
-                          <a:off x="0" y="0"/>
-                          <a:ext cx="1712518" cy="273685"/>
-                        </a:xfrm>
-                        <a:prstGeom prst="rect">
-                          <a:avLst/>
-                        </a:prstGeom>
-                        <a:noFill/>
-                        <a:ln w="6350">
-                          <a:noFill/>
-                        </a:ln>
-                      </wps:spPr>
-                      <wps:txbx>
-                        <w:txbxContent>
-                          <w:p>
-                            <w:pPr>
-                              <w:rPr>
-                                <w:color w:val="000000"/>
-                                <w:sz w:val="24"/>
-                                <w:szCs w:val="24"/>
-                                <w:lang w:val="vi-VN"/>
-                              </w:rPr>
-                            </w:pPr>
-                            <w:r>
-                              <w:rPr>
-                                <w:color w:val="000000"/>
-                                <w:sz w:val="24"/>
-                                <w:szCs w:val="24"/>
-                              </w:rPr>
-                              <w:t>+++</w:t>
-                            </w:r>
-                            <w:r>
-                              <w:rPr>
-                                <w:color w:val="000000"/>
-                                <w:sz w:val="24"/>
-                                <w:szCs w:val="24"/>
-                              </w:rPr>
-                              <w:t>sibling</w:t>
-                            </w:r>
-                            <w:r>
-                              <w:rPr>
-                                <w:color w:val="000000"/>
-                                <w:sz w:val="24"/>
-                                <w:szCs w:val="24"/>
-                                <w:lang w:val="vi-VN"/>
-                              </w:rPr>
-                              <w:t>4</w:t>
-                            </w:r>
-                            <w:r>
-                              <w:rPr>
-                                <w:color w:val="000000"/>
-                                <w:sz w:val="24"/>
-                                <w:szCs w:val="24"/>
-                              </w:rPr>
-                              <w:t>_</w:t>
-                            </w:r>
-                            <w:r>
-                              <w:rPr>
-                                <w:color w:val="000000"/>
-                                <w:sz w:val="24"/>
-                                <w:szCs w:val="24"/>
-                              </w:rPr>
-                              <w:t>name</w:t>
-                            </w:r>
-                            <w:r>
-                              <w:rPr>
-                                <w:color w:val="000000"/>
-                                <w:sz w:val="24"/>
-                                <w:szCs w:val="24"/>
-                                <w:lang w:val="vi-VN"/>
-                              </w:rPr>
-                              <w:t>+++</w:t>
-                            </w:r>
-                          </w:p>
-                          <w:p>
-                            <w:pPr>
-                              <w:rPr>
-                                <w:sz w:val="24"/>
-                                <w:szCs w:val="24"/>
-                                <w:lang w:val="vi-VN"/>
-                              </w:rPr>
-                            </w:pPr>
-                            <w:r>
-                              <w:rPr>
-                                <w:color w:val="000000"/>
-                                <w:lang w:val="vi-VN"/>
-                              </w:rPr>
-                              <w:t>+++</w:t>
-                            </w:r>
-                            <w:r>
-                              <w:rPr>
-                                <w:color w:val="000000"/>
-                              </w:rPr>
-                              <w:t xml:space="preserve"> +++</w:t>
-                            </w:r>
-                          </w:p>
-                        </w:txbxContent>
-                      </wps:txbx>
-                      <wps:bodyPr rot="0" spcFirstLastPara="0" vertOverflow="overflow" horzOverflow="overflow" vert="horz" wrap="square" lIns="91440" tIns="45720" rIns="91440" bIns="45720" numCol="1" spcCol="0" rtlCol="0" fromWordArt="0" anchor="t" anchorCtr="0" forceAA="0" compatLnSpc="1">
-                        <a:prstTxWarp prst="textNoShape">
-                          <a:avLst/>
-                        </a:prstTxWarp>
-                        <a:noAutofit/>
-                      </wps:bodyPr>
-                    </wps:wsp>
-                  </a:graphicData>
-                </a:graphic>
-                <wp14:sizeRelH relativeFrom="margin">
-                  <wp14:pctWidth>0</wp14:pctWidth>
-                </wp14:sizeRelH>
-                <wp14:sizeRelV relativeFrom="margin">
-                  <wp14:pctHeight>0</wp14:pctHeight>
-                </wp14:sizeRelV>
-              </wp:anchor>
-            </w:drawing>
-          </mc:Choice>
-          <mc:Fallback>
-            <w:pict>
-              <v:shape w14:anchorId="7BA4F198" id="Text Box 34" o:spid="_x0000_s1060" type="#_x0000_t202" style="position:absolute;left:0;text-align:left;margin-left:166.65pt;margin-top:-6.4pt;width:134.85pt;height:21.55pt;z-index:251770880;visibility:visible;mso-wrap-style:square;mso-width-percent:0;mso-height-percent:0;mso-wrap-distance-left:9pt;mso-wrap-distance-top:0;mso-wrap-distance-right:9pt;mso-wrap-distance-bottom:0;mso-position-horizontal:absolute;mso-position-horizontal-relative:text;mso-position-vertical:absolute;mso-position-vertical-relative:text;mso-width-percent:0;mso-height-percent:0;mso-width-relative:margin;mso-height-relative:margin;v-text-anchor:top" o:gfxdata="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" filled="f" stroked="f" strokeweight=".5pt">
-                <v:textbox>
-                  <w:txbxContent>
-                    <w:p>
-                      <w:pPr>
-                        <w:rPr>
-                          <w:color w:val="000000"/>
-                          <w:sz w:val="24"/>
-                          <w:szCs w:val="24"/>
-                          <w:lang w:val="vi-VN"/>
-                        </w:rPr>
-                      </w:pPr>
-                      <w:r>
-                        <w:rPr>
-                          <w:color w:val="000000"/>
-                          <w:sz w:val="24"/>
-                          <w:szCs w:val="24"/>
-                        </w:rPr>
-                        <w:t>+++</w:t>
-                      </w:r>
-                      <w:r>
-                        <w:rPr>
-                          <w:color w:val="000000"/>
-                          <w:sz w:val="24"/>
-                          <w:szCs w:val="24"/>
-                        </w:rPr>
-                        <w:t>sibling</w:t>
-                      </w:r>
-                      <w:r>
-                        <w:rPr>
-                          <w:color w:val="000000"/>
-                          <w:sz w:val="24"/>
-                          <w:szCs w:val="24"/>
-                          <w:lang w:val="vi-VN"/>
-                        </w:rPr>
-                        <w:t>4</w:t>
-                      </w:r>
-                      <w:r>
-                        <w:rPr>
-                          <w:color w:val="000000"/>
-                          <w:sz w:val="24"/>
-                          <w:szCs w:val="24"/>
-                        </w:rPr>
-                        <w:t>_</w:t>
-                      </w:r>
-                      <w:r>
-                        <w:rPr>
-                          <w:color w:val="000000"/>
-                          <w:sz w:val="24"/>
-                          <w:szCs w:val="24"/>
-                        </w:rPr>
-                        <w:t>name</w:t>
                       </w:r>
                       <w:r>
                         <w:rPr>
@@ -11898,7 +11914,7 @@
 </file>
 
 <file path=customXml/itemProps2.xml><?xml version="1.0" encoding="utf-8"?>
-<ds:datastoreItem xmlns:ds="http://schemas.openxmlformats.org/officeDocument/2006/customXml" ds:itemID="{4B38B922-B10A-4ED3-8CBD-D80FAEC0CAF4}">
+<ds:datastoreItem xmlns:ds="http://schemas.openxmlformats.org/officeDocument/2006/customXml" ds:itemID="{81C2746F-20B5-4B24-8823-3C9C6462B1AF}">
   <ds:schemaRefs>
     <ds:schemaRef ds:uri="http://schemas.openxmlformats.org/officeDocument/2006/bibliography"/>
   </ds:schemaRefs>
